--- a/Desing/RETROSPECTIVA.docx
+++ b/Desing/RETROSPECTIVA.docx
@@ -19,19 +19,11 @@
       <w:pPr>
         <w:numPr>
           <w:ilvl w:val="0"/>
-          <w:numId w:val="1"/>
+          <w:numId w:val="3"/>
         </w:numPr>
       </w:pPr>
       <w:r>
-        <w:t xml:space="preserve">¿Cuáles fueron los </w:t>
-      </w:r>
-      <w:proofErr w:type="spellStart"/>
-      <w:r>
-        <w:t>mini-ciclos</w:t>
-      </w:r>
-      <w:proofErr w:type="spellEnd"/>
-      <w:r>
-        <w:t xml:space="preserve"> definidos? Justifíquenlos. </w:t>
+        <w:t xml:space="preserve">¿Cuáles fueron los mini-ciclos definidos? Justifíquenlos. </w:t>
       </w:r>
     </w:p>
     <w:p/>
@@ -53,7 +45,7 @@
     </w:p>
     <w:tbl>
       <w:tblPr>
-        <w:tblStyle w:val="Tablaconcuadrcula"/>
+        <w:tblStyle w:val="TableGrid"/>
         <w:tblW w:w="6755" w:type="dxa"/>
         <w:jc w:val="center"/>
         <w:tblLook w:val="06A0" w:firstRow="1" w:lastRow="0" w:firstColumn="1" w:lastColumn="0" w:noHBand="1" w:noVBand="1"/>
@@ -76,11 +68,9 @@
             <w:pPr>
               <w:jc w:val="center"/>
             </w:pPr>
-            <w:proofErr w:type="spellStart"/>
             <w:r>
               <w:t>Mini-ciclo</w:t>
             </w:r>
-            <w:proofErr w:type="spellEnd"/>
           </w:p>
         </w:tc>
         <w:tc>
@@ -139,75 +129,23 @@
             <w:r>
               <w:t xml:space="preserve">Window, </w:t>
             </w:r>
-            <w:proofErr w:type="spellStart"/>
-            <w:r>
-              <w:rPr>
-                <w:rFonts w:ascii="Aptos" w:eastAsia="Aptos" w:hAnsi="Aptos" w:cs="Aptos"/>
-              </w:rPr>
-              <w:t>TheDOPOHardestGameGUI</w:t>
-            </w:r>
-            <w:proofErr w:type="spellEnd"/>
-            <w:r>
-              <w:rPr>
-                <w:rFonts w:ascii="Aptos" w:eastAsia="Aptos" w:hAnsi="Aptos" w:cs="Aptos"/>
-              </w:rPr>
-              <w:t xml:space="preserve">, </w:t>
+            <w:r>
+              <w:rPr>
+                <w:rFonts w:ascii="Aptos" w:hAnsi="Aptos" w:eastAsia="Aptos" w:cs="Aptos"/>
+              </w:rPr>
+              <w:t xml:space="preserve">TheDOPOHardestGameGUI, </w:t>
             </w:r>
           </w:p>
           <w:p>
             <w:pPr>
               <w:jc w:val="center"/>
             </w:pPr>
-            <w:proofErr w:type="spellStart"/>
-            <w:r>
-              <w:rPr>
-                <w:rFonts w:ascii="Aptos" w:eastAsia="Aptos" w:hAnsi="Aptos" w:cs="Aptos"/>
-              </w:rPr>
-              <w:t>KeyHandler</w:t>
-            </w:r>
-            <w:proofErr w:type="spellEnd"/>
-            <w:r>
-              <w:rPr>
-                <w:rFonts w:ascii="Aptos" w:eastAsia="Aptos" w:hAnsi="Aptos" w:cs="Aptos"/>
-              </w:rPr>
-              <w:t xml:space="preserve">, </w:t>
-            </w:r>
-            <w:proofErr w:type="spellStart"/>
-            <w:r>
-              <w:rPr>
-                <w:rFonts w:ascii="Aptos" w:eastAsia="Aptos" w:hAnsi="Aptos" w:cs="Aptos"/>
-              </w:rPr>
-              <w:t>GameContainer</w:t>
-            </w:r>
-            <w:proofErr w:type="spellEnd"/>
-            <w:r>
-              <w:rPr>
-                <w:rFonts w:ascii="Aptos" w:eastAsia="Aptos" w:hAnsi="Aptos" w:cs="Aptos"/>
-              </w:rPr>
-              <w:t xml:space="preserve">, </w:t>
-            </w:r>
-            <w:proofErr w:type="spellStart"/>
-            <w:r>
-              <w:rPr>
-                <w:rFonts w:ascii="Aptos" w:eastAsia="Aptos" w:hAnsi="Aptos" w:cs="Aptos"/>
-              </w:rPr>
-              <w:t>GameSetup</w:t>
-            </w:r>
-            <w:proofErr w:type="spellEnd"/>
-            <w:r>
-              <w:rPr>
-                <w:rFonts w:ascii="Aptos" w:eastAsia="Aptos" w:hAnsi="Aptos" w:cs="Aptos"/>
-              </w:rPr>
-              <w:t xml:space="preserve">, </w:t>
-            </w:r>
-            <w:proofErr w:type="spellStart"/>
-            <w:r>
-              <w:rPr>
-                <w:rFonts w:ascii="Aptos" w:eastAsia="Aptos" w:hAnsi="Aptos" w:cs="Aptos"/>
-              </w:rPr>
-              <w:t>MenuPanel</w:t>
-            </w:r>
-            <w:proofErr w:type="spellEnd"/>
+            <w:r>
+              <w:rPr>
+                <w:rFonts w:ascii="Aptos" w:hAnsi="Aptos" w:eastAsia="Aptos" w:cs="Aptos"/>
+              </w:rPr>
+              <w:t>KeyHandler, GameContainer, GameSetup, MenuPanel</w:t>
+            </w:r>
           </w:p>
         </w:tc>
         <w:tc>
@@ -218,21 +156,8 @@
             <w:pPr>
               <w:jc w:val="center"/>
             </w:pPr>
-            <w:proofErr w:type="spellStart"/>
-            <w:r>
-              <w:t>Pantilla</w:t>
-            </w:r>
-            <w:proofErr w:type="spellEnd"/>
-            <w:r>
-              <w:t xml:space="preserve">, código </w:t>
-            </w:r>
-            <w:proofErr w:type="spellStart"/>
-            <w:r>
-              <w:t>desarollado</w:t>
-            </w:r>
-            <w:proofErr w:type="spellEnd"/>
-            <w:r>
-              <w:t xml:space="preserve"> </w:t>
+            <w:r>
+              <w:t xml:space="preserve">Pantilla, código desarollado </w:t>
             </w:r>
           </w:p>
         </w:tc>
@@ -268,57 +193,48 @@
             <w:pPr>
               <w:jc w:val="center"/>
               <w:rPr>
-                <w:rFonts w:ascii="Aptos" w:eastAsia="Aptos" w:hAnsi="Aptos" w:cs="Aptos"/>
+                <w:rFonts w:ascii="Aptos" w:hAnsi="Aptos" w:eastAsia="Aptos" w:cs="Aptos"/>
                 <w:lang w:val="en-US"/>
               </w:rPr>
             </w:pPr>
-            <w:proofErr w:type="spellStart"/>
-            <w:r>
-              <w:rPr>
-                <w:rFonts w:ascii="Aptos" w:eastAsia="Aptos" w:hAnsi="Aptos" w:cs="Aptos"/>
+            <w:r>
+              <w:rPr>
+                <w:rFonts w:ascii="Aptos" w:hAnsi="Aptos" w:eastAsia="Aptos" w:cs="Aptos"/>
                 <w:lang w:val="en-US"/>
               </w:rPr>
-              <w:t>TheDOPOHardestGame</w:t>
-            </w:r>
-            <w:proofErr w:type="spellEnd"/>
-            <w:r>
-              <w:rPr>
-                <w:rFonts w:ascii="Aptos" w:eastAsia="Aptos" w:hAnsi="Aptos" w:cs="Aptos"/>
+              <w:t xml:space="preserve">TheDOPOHardestGame, Level, Level1, Map, </w:t>
+            </w:r>
+            <w:r>
+              <w:rPr>
                 <w:lang w:val="en-US"/>
               </w:rPr>
-              <w:t xml:space="preserve">, Level, Level1, Map, </w:t>
-            </w:r>
-            <w:r>
-              <w:rPr>
+              <w:br/>
+            </w:r>
+            <w:r>
+              <w:rPr>
+                <w:rFonts w:ascii="Aptos" w:hAnsi="Aptos" w:eastAsia="Aptos" w:cs="Aptos"/>
                 <w:lang w:val="en-US"/>
               </w:rPr>
-              <w:br/>
-            </w:r>
-            <w:r>
-              <w:rPr>
-                <w:rFonts w:ascii="Aptos" w:eastAsia="Aptos" w:hAnsi="Aptos" w:cs="Aptos"/>
+              <w:t>Tiles, Floor,</w:t>
+            </w:r>
+          </w:p>
+          <w:p>
+            <w:pPr>
+              <w:jc w:val="center"/>
+            </w:pPr>
+            <w:r>
+              <w:rPr>
+                <w:rFonts w:ascii="Aptos" w:hAnsi="Aptos" w:eastAsia="Aptos" w:cs="Aptos"/>
                 <w:lang w:val="en-US"/>
               </w:rPr>
-              <w:t>Tiles, Floor,</w:t>
+              <w:t>Wall, Player</w:t>
             </w:r>
           </w:p>
           <w:p>
             <w:pPr>
               <w:jc w:val="center"/>
-            </w:pPr>
-            <w:r>
-              <w:rPr>
-                <w:rFonts w:ascii="Aptos" w:eastAsia="Aptos" w:hAnsi="Aptos" w:cs="Aptos"/>
-                <w:lang w:val="en-US"/>
-              </w:rPr>
-              <w:t>Wall, Player</w:t>
-            </w:r>
-          </w:p>
-          <w:p>
-            <w:pPr>
-              <w:jc w:val="center"/>
-              <w:rPr>
-                <w:rFonts w:ascii="Aptos" w:eastAsia="Aptos" w:hAnsi="Aptos" w:cs="Aptos"/>
+              <w:rPr>
+                <w:rFonts w:ascii="Aptos" w:hAnsi="Aptos" w:eastAsia="Aptos" w:cs="Aptos"/>
               </w:rPr>
             </w:pPr>
           </w:p>
@@ -368,7 +284,7 @@
     </w:p>
     <w:tbl>
       <w:tblPr>
-        <w:tblStyle w:val="Tablaconcuadrcula"/>
+        <w:tblStyle w:val="TableGrid"/>
         <w:tblW w:w="6570" w:type="dxa"/>
         <w:jc w:val="center"/>
         <w:tblLook w:val="06A0" w:firstRow="1" w:lastRow="0" w:firstColumn="1" w:lastColumn="0" w:noHBand="1" w:noVBand="1"/>
@@ -388,11 +304,9 @@
             <w:tcW w:w="810" w:type="dxa"/>
           </w:tcPr>
           <w:p>
-            <w:proofErr w:type="spellStart"/>
             <w:r>
               <w:t>Mini-ciclo</w:t>
             </w:r>
-            <w:proofErr w:type="spellEnd"/>
           </w:p>
         </w:tc>
         <w:tc>
@@ -462,50 +376,38 @@
                 <w:lang w:val="es-ES"/>
               </w:rPr>
             </w:pPr>
-            <w:proofErr w:type="spellStart"/>
             <w:r>
               <w:rPr>
                 <w:lang w:val="es-ES"/>
               </w:rPr>
-              <w:t>Enemy</w:t>
-            </w:r>
-            <w:proofErr w:type="spellEnd"/>
-            <w:r>
+              <w:t>Enemy y el enemigo Basic</w:t>
+            </w:r>
+          </w:p>
+          <w:p>
+            <w:pPr>
               <w:rPr>
                 <w:lang w:val="es-ES"/>
               </w:rPr>
-              <w:t xml:space="preserve"> y el enemigo Basic</w:t>
-            </w:r>
-          </w:p>
-          <w:p>
-            <w:pPr>
+            </w:pPr>
+            <w:r>
               <w:rPr>
                 <w:lang w:val="es-ES"/>
               </w:rPr>
-            </w:pPr>
-            <w:proofErr w:type="spellStart"/>
-            <w:r>
+              <w:t>ColiisionContext</w:t>
+            </w:r>
+          </w:p>
+          <w:p>
+            <w:pPr>
               <w:rPr>
                 <w:lang w:val="es-ES"/>
               </w:rPr>
-              <w:t>ColiisionContext</w:t>
-            </w:r>
-            <w:proofErr w:type="spellEnd"/>
-          </w:p>
-          <w:p>
-            <w:pPr>
+            </w:pPr>
+            <w:r>
               <w:rPr>
                 <w:lang w:val="es-ES"/>
               </w:rPr>
-            </w:pPr>
-            <w:proofErr w:type="spellStart"/>
-            <w:r>
-              <w:rPr>
-                <w:lang w:val="es-ES"/>
-              </w:rPr>
               <w:t>CollisionChecker</w:t>
             </w:r>
-            <w:proofErr w:type="spellEnd"/>
           </w:p>
         </w:tc>
         <w:tc>
@@ -514,13 +416,8 @@
           </w:tcPr>
           <w:p>
             <w:r>
-              <w:t xml:space="preserve">Se hacen las colisiones entre muros y entidades, se define el comportamiento de los diferentes estados de </w:t>
-            </w:r>
-            <w:proofErr w:type="spellStart"/>
-            <w:r>
-              <w:t>player</w:t>
-            </w:r>
-            <w:proofErr w:type="spellEnd"/>
+              <w:t>Se hacen las colisiones entre muros y entidades, se define el comportamiento de los diferentes estados de player</w:t>
+            </w:r>
           </w:p>
         </w:tc>
       </w:tr>
@@ -548,14 +445,12 @@
             <w:tcW w:w="2880" w:type="dxa"/>
           </w:tcPr>
           <w:p>
-            <w:proofErr w:type="spellStart"/>
-            <w:r>
-              <w:rPr>
-                <w:rFonts w:ascii="Aptos" w:eastAsia="Aptos" w:hAnsi="Aptos" w:cs="Aptos"/>
+            <w:r>
+              <w:rPr>
+                <w:rFonts w:ascii="Aptos" w:hAnsi="Aptos" w:eastAsia="Aptos" w:cs="Aptos"/>
               </w:rPr>
               <w:t>TheDOPOHardestGameGUI</w:t>
             </w:r>
-            <w:proofErr w:type="spellEnd"/>
           </w:p>
         </w:tc>
         <w:tc>
@@ -671,7 +566,7 @@
     </w:p>
     <w:tbl>
       <w:tblPr>
-        <w:tblStyle w:val="Tablaconcuadrcula"/>
+        <w:tblStyle w:val="TableGrid"/>
         <w:tblW w:w="0" w:type="auto"/>
         <w:tblInd w:w="360" w:type="dxa"/>
         <w:tblLook w:val="06A0" w:firstRow="1" w:lastRow="0" w:firstColumn="1" w:lastColumn="0" w:noHBand="1" w:noVBand="1"/>
@@ -690,11 +585,9 @@
             <w:tcW w:w="2736" w:type="dxa"/>
           </w:tcPr>
           <w:p>
-            <w:proofErr w:type="spellStart"/>
             <w:r>
               <w:t>Mini-ciclo</w:t>
             </w:r>
-            <w:proofErr w:type="spellEnd"/>
           </w:p>
         </w:tc>
         <w:tc>
@@ -702,13 +595,8 @@
             <w:tcW w:w="2736" w:type="dxa"/>
           </w:tcPr>
           <w:p>
-            <w:proofErr w:type="spellStart"/>
-            <w:r>
-              <w:t>Creacion</w:t>
-            </w:r>
-            <w:proofErr w:type="spellEnd"/>
-            <w:r>
-              <w:t xml:space="preserve"> de clases (Cumplimiento de sus requisitos)</w:t>
+            <w:r>
+              <w:t>Creacion de clases (Cumplimiento de sus requisitos)</w:t>
             </w:r>
           </w:p>
         </w:tc>
@@ -747,20 +635,7 @@
           </w:tcPr>
           <w:p>
             <w:r>
-              <w:t xml:space="preserve">UI, </w:t>
-            </w:r>
-            <w:proofErr w:type="gramStart"/>
-            <w:r>
-              <w:t xml:space="preserve">Coin,  </w:t>
-            </w:r>
-            <w:proofErr w:type="spellStart"/>
-            <w:r>
-              <w:t>Bomb</w:t>
-            </w:r>
-            <w:proofErr w:type="spellEnd"/>
-            <w:proofErr w:type="gramEnd"/>
-            <w:r>
-              <w:t>, Pruebas de funcionalidades</w:t>
+              <w:t>UI, Coin,  Bomb, Pruebas de funcionalidades</w:t>
             </w:r>
           </w:p>
         </w:tc>
@@ -799,21 +674,8 @@
           </w:tcPr>
           <w:p>
             <w:r>
-              <w:t xml:space="preserve">Level2, (Resto de enemigos), </w:t>
-            </w:r>
-            <w:proofErr w:type="spellStart"/>
-            <w:r>
-              <w:t>Checkpoints</w:t>
-            </w:r>
-            <w:proofErr w:type="spellEnd"/>
-            <w:r>
-              <w:t xml:space="preserve">, </w:t>
-            </w:r>
-            <w:proofErr w:type="spellStart"/>
-            <w:r>
-              <w:t>Zones</w:t>
-            </w:r>
-            <w:proofErr w:type="spellEnd"/>
+              <w:t>Level2, (Resto de enemigos), Checkpoints, Zones</w:t>
+            </w:r>
           </w:p>
         </w:tc>
         <w:tc>
@@ -850,19 +712,9 @@
             <w:tcW w:w="2736" w:type="dxa"/>
           </w:tcPr>
           <w:p>
-            <w:proofErr w:type="spellStart"/>
-            <w:r>
-              <w:t>ModePlayerVSPlayer</w:t>
-            </w:r>
-            <w:proofErr w:type="spellEnd"/>
-            <w:r>
-              <w:t xml:space="preserve">, </w:t>
-            </w:r>
-            <w:proofErr w:type="spellStart"/>
             <w:r>
               <w:t>Persistence</w:t>
             </w:r>
-            <w:proofErr w:type="spellEnd"/>
           </w:p>
         </w:tc>
         <w:tc>
@@ -877,6 +729,7 @@
         </w:tc>
       </w:tr>
     </w:tbl>
+    <w:p/>
     <w:p>
       <w:pPr>
         <w:ind w:left="360"/>
@@ -908,7 +761,7 @@
     </w:p>
     <w:tbl>
       <w:tblPr>
-        <w:tblStyle w:val="Tablaconcuadrcula"/>
+        <w:tblStyle w:val="TableGrid"/>
         <w:tblW w:w="6351" w:type="dxa"/>
         <w:jc w:val="center"/>
         <w:tblLook w:val="06A0" w:firstRow="1" w:lastRow="0" w:firstColumn="1" w:lastColumn="0" w:noHBand="1" w:noVBand="1"/>
@@ -928,11 +781,9 @@
             <w:tcW w:w="2116" w:type="dxa"/>
           </w:tcPr>
           <w:p>
-            <w:proofErr w:type="spellStart"/>
             <w:r>
               <w:t>Mini-ciclo</w:t>
             </w:r>
-            <w:proofErr w:type="spellEnd"/>
           </w:p>
         </w:tc>
         <w:tc>
@@ -1055,18 +906,17 @@
           <w:p>
             <w:pPr>
               <w:rPr>
-                <w:rFonts w:ascii="Aptos" w:eastAsia="Aptos" w:hAnsi="Aptos" w:cs="Aptos"/>
+                <w:rFonts w:ascii="Aptos" w:hAnsi="Aptos" w:eastAsia="Aptos" w:cs="Aptos"/>
                 <w:lang w:val="es-ES"/>
               </w:rPr>
             </w:pPr>
           </w:p>
           <w:p>
-            <w:pPr>
-              <w:rPr>
-                <w:rFonts w:ascii="Aptos" w:eastAsia="Aptos" w:hAnsi="Aptos" w:cs="Aptos"/>
-              </w:rPr>
-            </w:pPr>
-          </w:p>
+            <w:r>
+              <w:t>ModePlayerVSPlayer, Life Source, Skin Coin</w:t>
+            </w:r>
+          </w:p>
+          <w:p/>
         </w:tc>
         <w:tc>
           <w:tcPr>
@@ -1103,12 +953,12 @@
           <w:p>
             <w:pPr>
               <w:rPr>
-                <w:rFonts w:ascii="Aptos" w:eastAsia="Aptos" w:hAnsi="Aptos" w:cs="Aptos"/>
-              </w:rPr>
-            </w:pPr>
-            <w:r>
-              <w:rPr>
-                <w:rFonts w:ascii="Aptos" w:eastAsia="Aptos" w:hAnsi="Aptos" w:cs="Aptos"/>
+                <w:rFonts w:ascii="Aptos" w:hAnsi="Aptos" w:eastAsia="Aptos" w:cs="Aptos"/>
+              </w:rPr>
+            </w:pPr>
+            <w:r>
+              <w:rPr>
+                <w:rFonts w:ascii="Aptos" w:hAnsi="Aptos" w:eastAsia="Aptos" w:cs="Aptos"/>
               </w:rPr>
               <w:t>--</w:t>
             </w:r>
@@ -1210,20 +1060,28 @@
       <w:pPr>
         <w:jc w:val="center"/>
         <w:rPr>
-          <w:b/>
-          <w:bCs/>
-          <w:lang w:val="es-ES"/>
+          <w:lang w:val="en-US"/>
         </w:rPr>
       </w:pPr>
-      <w:r>
+    </w:p>
+    <w:p>
+      <w:pPr>
+        <w:jc w:val="center"/>
         <w:rPr>
-          <w:b/>
-          <w:bCs/>
-          <w:lang w:val="es-ES"/>
+          <w:lang w:val="en-US"/>
         </w:rPr>
-        <w:lastRenderedPageBreak/>
-        <w:t>Final</w:t>
-      </w:r>
+      </w:pPr>
+    </w:p>
+    <w:p>
+      <w:pPr>
+        <w:spacing w:line="276" w:lineRule="auto"/>
+        <w:rPr>
+          <w:rFonts w:ascii="Calibri" w:hAnsi="Calibri" w:eastAsia="Calibri" w:cs="Calibri"/>
+          <w:sz w:val="24"/>
+          <w:szCs w:val="24"/>
+          <w:lang w:val="es"/>
+        </w:rPr>
+      </w:pPr>
     </w:p>
     <w:p>
       <w:pPr>
@@ -1231,118 +1089,6 @@
         <w:rPr>
           <w:b/>
           <w:bCs/>
-          <w:lang w:val="es-ES"/>
-        </w:rPr>
-      </w:pPr>
-    </w:p>
-    <w:p>
-      <w:pPr>
-        <w:jc w:val="center"/>
-        <w:rPr>
-          <w:b/>
-          <w:bCs/>
-          <w:lang w:val="es-ES"/>
-        </w:rPr>
-      </w:pPr>
-    </w:p>
-    <w:p>
-      <w:pPr>
-        <w:jc w:val="center"/>
-        <w:rPr>
-          <w:b/>
-          <w:bCs/>
-          <w:lang w:val="es-ES"/>
-        </w:rPr>
-      </w:pPr>
-    </w:p>
-    <w:p>
-      <w:pPr>
-        <w:rPr>
-          <w:lang w:val="es-ES"/>
-        </w:rPr>
-      </w:pPr>
-    </w:p>
-    <w:p>
-      <w:pPr>
-        <w:rPr>
-          <w:lang w:val="es-ES"/>
-        </w:rPr>
-      </w:pPr>
-    </w:p>
-    <w:p>
-      <w:pPr>
-        <w:rPr>
-          <w:lang w:val="es-ES"/>
-        </w:rPr>
-      </w:pPr>
-    </w:p>
-    <w:p>
-      <w:pPr>
-        <w:rPr>
-          <w:lang w:val="es-ES"/>
-        </w:rPr>
-      </w:pPr>
-    </w:p>
-    <w:p>
-      <w:pPr>
-        <w:rPr>
-          <w:lang w:val="es-ES"/>
-        </w:rPr>
-      </w:pPr>
-    </w:p>
-    <w:p>
-      <w:pPr>
-        <w:rPr>
-          <w:lang w:val="es-ES"/>
-        </w:rPr>
-      </w:pPr>
-    </w:p>
-    <w:p>
-      <w:pPr>
-        <w:rPr>
-          <w:lang w:val="es-ES"/>
-        </w:rPr>
-      </w:pPr>
-    </w:p>
-    <w:p>
-      <w:pPr>
-        <w:rPr>
-          <w:lang w:val="es-ES"/>
-        </w:rPr>
-      </w:pPr>
-    </w:p>
-    <w:p>
-      <w:pPr>
-        <w:rPr>
-          <w:lang w:val="es-ES"/>
-        </w:rPr>
-      </w:pPr>
-    </w:p>
-    <w:p>
-      <w:pPr>
-        <w:rPr>
-          <w:lang w:val="es-ES"/>
-        </w:rPr>
-      </w:pPr>
-    </w:p>
-    <w:p>
-      <w:pPr>
-        <w:rPr>
-          <w:lang w:val="es-ES"/>
-        </w:rPr>
-      </w:pPr>
-    </w:p>
-    <w:p>
-      <w:pPr>
-        <w:rPr>
-          <w:lang w:val="es-ES"/>
-        </w:rPr>
-      </w:pPr>
-    </w:p>
-    <w:p>
-      <w:pPr>
-        <w:rPr>
-          <w:lang w:val="es-ES"/>
         </w:rPr>
       </w:pPr>
     </w:p>
@@ -1365,17 +1111,17 @@
     </w:p>
     <w:tbl>
       <w:tblPr>
-        <w:tblStyle w:val="Tablaconcuadrcula"/>
-        <w:tblW w:w="9650" w:type="dxa"/>
+        <w:tblStyle w:val="TableGrid"/>
+        <w:tblW w:w="13085" w:type="dxa"/>
         <w:tblLook w:val="07A0" w:firstRow="1" w:lastRow="0" w:firstColumn="1" w:lastColumn="1" w:noHBand="1" w:noVBand="1"/>
       </w:tblPr>
       <w:tblGrid>
-        <w:gridCol w:w="1762"/>
-        <w:gridCol w:w="4863"/>
-        <w:gridCol w:w="2708"/>
-        <w:gridCol w:w="714"/>
-        <w:gridCol w:w="714"/>
-        <w:gridCol w:w="676"/>
+        <w:gridCol w:w="1679"/>
+        <w:gridCol w:w="4603"/>
+        <w:gridCol w:w="2593"/>
+        <w:gridCol w:w="1744"/>
+        <w:gridCol w:w="1884"/>
+        <w:gridCol w:w="1018"/>
       </w:tblGrid>
       <w:tr>
         <w:trPr>
@@ -1383,7 +1129,7 @@
         </w:trPr>
         <w:tc>
           <w:tcPr>
-            <w:tcW w:w="1487" w:type="dxa"/>
+            <w:tcW w:w="2770" w:type="dxa"/>
           </w:tcPr>
           <w:p>
             <w:r>
@@ -1393,7 +1139,7 @@
         </w:tc>
         <w:tc>
           <w:tcPr>
-            <w:tcW w:w="4104" w:type="dxa"/>
+            <w:tcW w:w="2063" w:type="dxa"/>
           </w:tcPr>
           <w:p>
             <w:r>
@@ -1403,7 +1149,7 @@
         </w:tc>
         <w:tc>
           <w:tcPr>
-            <w:tcW w:w="2285" w:type="dxa"/>
+            <w:tcW w:w="2063" w:type="dxa"/>
           </w:tcPr>
           <w:p>
             <w:r>
@@ -1413,7 +1159,7 @@
         </w:tc>
         <w:tc>
           <w:tcPr>
-            <w:tcW w:w="602" w:type="dxa"/>
+            <w:tcW w:w="2063" w:type="dxa"/>
           </w:tcPr>
           <w:p>
             <w:r>
@@ -1423,7 +1169,7 @@
         </w:tc>
         <w:tc>
           <w:tcPr>
-            <w:tcW w:w="602" w:type="dxa"/>
+            <w:tcW w:w="2063" w:type="dxa"/>
           </w:tcPr>
           <w:p>
             <w:r>
@@ -1433,13 +1179,447 @@
         </w:tc>
         <w:tc>
           <w:tcPr>
-            <w:tcW w:w="570" w:type="dxa"/>
+            <w:tcW w:w="2063" w:type="dxa"/>
           </w:tcPr>
           <w:p>
             <w:r>
               <w:t>Final</w:t>
             </w:r>
           </w:p>
+        </w:tc>
+      </w:tr>
+      <w:tr>
+        <w:trPr>
+          <w:trHeight w:val="3060"/>
+        </w:trPr>
+        <w:tc>
+          <w:tcPr>
+            <w:tcW w:w="2770" w:type="dxa"/>
+            <w:vAlign w:val="center"/>
+          </w:tcPr>
+          <w:p>
+            <w:pPr>
+              <w:jc w:val="center"/>
+            </w:pPr>
+            <w:r>
+              <w:t>¿Cuál es el estado actual del proyecto en términos de mini-ciclos? ¿por qué?</w:t>
+            </w:r>
+          </w:p>
+        </w:tc>
+        <w:tc>
+          <w:tcPr>
+            <w:tcW w:w="2063" w:type="dxa"/>
+          </w:tcPr>
+          <w:p>
+            <w:r>
+              <w:t>Completo, se definieron las clases correctamente y su interacción de la presentación con botones y con dominio</w:t>
+            </w:r>
+          </w:p>
+          <w:p/>
+        </w:tc>
+        <w:tc>
+          <w:tcPr>
+            <w:tcW w:w="2063" w:type="dxa"/>
+          </w:tcPr>
+          <w:p>
+            <w:r>
+              <w:t>Faltan algunos requisitos como los demás enemigos, los modos de juegos, implementar los jugadores máquina, entre otros como los coleccionables como la moneda y el objeto bomba</w:t>
+            </w:r>
+          </w:p>
+        </w:tc>
+        <w:tc>
+          <w:tcPr>
+            <w:tcW w:w="2063" w:type="dxa"/>
+          </w:tcPr>
+          <w:p>
+            <w:r>
+              <w:t>Se pudo cumplir con muchas cosas faltan las pruebas de las funcionalidades</w:t>
+            </w:r>
+            <w:r>
+              <w:br/>
+            </w:r>
+            <w:r>
+              <w:t>Se decide por no desarrollar el modo PlayerVsMachine</w:t>
+            </w:r>
+          </w:p>
+        </w:tc>
+        <w:tc>
+          <w:tcPr>
+            <w:tcW w:w="2063" w:type="dxa"/>
+          </w:tcPr>
+          <w:p>
+            <w:pPr>
+              <w:rPr>
+                <w:rFonts w:ascii="Aptos" w:hAnsi="Aptos" w:eastAsia="Aptos" w:cs="Aptos"/>
+              </w:rPr>
+            </w:pPr>
+            <w:r>
+              <w:rPr>
+                <w:rFonts w:ascii="Aptos" w:hAnsi="Aptos" w:eastAsia="Aptos" w:cs="Aptos"/>
+              </w:rPr>
+              <w:t>Se pudieron hacer pruebas y el modo player vs player</w:t>
+            </w:r>
+          </w:p>
+        </w:tc>
+        <w:tc>
+          <w:tcPr>
+            <w:tcW w:w="2063" w:type="dxa"/>
+          </w:tcPr>
+          <w:p>
+            <w:r>
+              <w:t xml:space="preserve">Se hace las pruebas con un coverage de </w:t>
+            </w:r>
+          </w:p>
+        </w:tc>
+      </w:tr>
+      <w:tr>
+        <w:trPr>
+          <w:trHeight w:val="3060"/>
+        </w:trPr>
+        <w:tc>
+          <w:tcPr>
+            <w:tcW w:w="2770" w:type="dxa"/>
+            <w:vAlign w:val="center"/>
+          </w:tcPr>
+          <w:p>
+            <w:pPr>
+              <w:jc w:val="center"/>
+            </w:pPr>
+            <w:r>
+              <w:t>¿Cuál fue el tiempo total invertido por cada uno de ustedes? (Horas/Hombre)</w:t>
+            </w:r>
+          </w:p>
+        </w:tc>
+        <w:tc>
+          <w:tcPr>
+            <w:tcW w:w="2063" w:type="dxa"/>
+            <w:vAlign w:val="center"/>
+          </w:tcPr>
+          <w:p>
+            <w:pPr>
+              <w:jc w:val="center"/>
+            </w:pPr>
+            <w:r>
+              <w:t>12/Sánchez - 12/Villagran</w:t>
+            </w:r>
+          </w:p>
+        </w:tc>
+        <w:tc>
+          <w:tcPr>
+            <w:tcW w:w="2063" w:type="dxa"/>
+            <w:vAlign w:val="center"/>
+          </w:tcPr>
+          <w:p>
+            <w:pPr>
+              <w:jc w:val="center"/>
+            </w:pPr>
+            <w:r>
+              <w:t>15/Sanchez - 15/Villagran</w:t>
+            </w:r>
+          </w:p>
+        </w:tc>
+        <w:tc>
+          <w:tcPr>
+            <w:tcW w:w="2063" w:type="dxa"/>
+            <w:vAlign w:val="center"/>
+          </w:tcPr>
+          <w:p>
+            <w:pPr>
+              <w:jc w:val="center"/>
+            </w:pPr>
+            <w:r>
+              <w:t>16/</w:t>
+            </w:r>
+            <w:r>
+              <w:t>Sanchz</w:t>
+            </w:r>
+            <w:r>
+              <w:t xml:space="preserve"> - </w:t>
+            </w:r>
+            <w:r>
+              <w:t>16/</w:t>
+            </w:r>
+            <w:r>
+              <w:t>Villagran</w:t>
+            </w:r>
+          </w:p>
+        </w:tc>
+        <w:tc>
+          <w:tcPr>
+            <w:tcW w:w="2063" w:type="dxa"/>
+            <w:vAlign w:val="center"/>
+          </w:tcPr>
+          <w:p>
+            <w:pPr>
+              <w:jc w:val="center"/>
+            </w:pPr>
+            <w:r>
+              <w:t>10/Sanchéz - 10/Villagran</w:t>
+            </w:r>
+          </w:p>
+        </w:tc>
+        <w:tc>
+          <w:tcPr>
+            <w:tcW w:w="2063" w:type="dxa"/>
+            <w:vAlign w:val="center"/>
+          </w:tcPr>
+          <w:p>
+            <w:pPr>
+              <w:jc w:val="center"/>
+            </w:pPr>
+          </w:p>
+        </w:tc>
+      </w:tr>
+      <w:tr>
+        <w:trPr>
+          <w:trHeight w:val="3060"/>
+        </w:trPr>
+        <w:tc>
+          <w:tcPr>
+            <w:tcW w:w="2770" w:type="dxa"/>
+            <w:vAlign w:val="center"/>
+          </w:tcPr>
+          <w:p>
+            <w:pPr>
+              <w:jc w:val="center"/>
+            </w:pPr>
+            <w:r>
+              <w:t>¿Cuál consideran fue el mayor logro? ¿Por qué?</w:t>
+            </w:r>
+          </w:p>
+        </w:tc>
+        <w:tc>
+          <w:tcPr>
+            <w:tcW w:w="2063" w:type="dxa"/>
+          </w:tcPr>
+          <w:p>
+            <w:r>
+              <w:t xml:space="preserve">Poder definir correctamente la presentación para la interacción de botones </w:t>
+            </w:r>
+          </w:p>
+        </w:tc>
+        <w:tc>
+          <w:tcPr>
+            <w:tcW w:w="2063" w:type="dxa"/>
+          </w:tcPr>
+          <w:p>
+            <w:r>
+              <w:t>Reunirnos para hablar avances continuamente</w:t>
+            </w:r>
+          </w:p>
+        </w:tc>
+        <w:tc>
+          <w:tcPr>
+            <w:tcW w:w="2063" w:type="dxa"/>
+          </w:tcPr>
+          <w:p>
+            <w:r>
+              <w:t xml:space="preserve">Poder refactorizar nuestro </w:t>
+            </w:r>
+            <w:r>
+              <w:t xml:space="preserve">código </w:t>
+            </w:r>
+            <w:r>
+              <w:t xml:space="preserve">para </w:t>
+            </w:r>
+            <w:r>
+              <w:t xml:space="preserve">hacer </w:t>
+            </w:r>
+            <w:r>
+              <w:t xml:space="preserve">los </w:t>
+            </w:r>
+            <w:r>
+              <w:t>niveles</w:t>
+            </w:r>
+          </w:p>
+        </w:tc>
+        <w:tc>
+          <w:tcPr>
+            <w:tcW w:w="2063" w:type="dxa"/>
+          </w:tcPr>
+          <w:p>
+            <w:r>
+              <w:t>Hacer pruebas y completar el modo player vs player</w:t>
+            </w:r>
+          </w:p>
+        </w:tc>
+        <w:tc>
+          <w:tcPr>
+            <w:tcW w:w="2063" w:type="dxa"/>
+          </w:tcPr>
+          <w:p/>
+        </w:tc>
+      </w:tr>
+      <w:tr>
+        <w:trPr>
+          <w:trHeight w:val="3060"/>
+        </w:trPr>
+        <w:tc>
+          <w:tcPr>
+            <w:tcW w:w="2770" w:type="dxa"/>
+            <w:vAlign w:val="center"/>
+          </w:tcPr>
+          <w:p>
+            <w:pPr>
+              <w:jc w:val="center"/>
+            </w:pPr>
+            <w:r>
+              <w:t>¿Cuál consideran que fue el mayor problema técnico? ¿Qué hicieron para resolverlo?</w:t>
+            </w:r>
+          </w:p>
+        </w:tc>
+        <w:tc>
+          <w:tcPr>
+            <w:tcW w:w="2063" w:type="dxa"/>
+          </w:tcPr>
+          <w:p>
+            <w:r>
+              <w:t>El hecho de cargar el mapa con un archivo de texto, para esto se observaron videos</w:t>
+            </w:r>
+          </w:p>
+        </w:tc>
+        <w:tc>
+          <w:tcPr>
+            <w:tcW w:w="2063" w:type="dxa"/>
+          </w:tcPr>
+          <w:p>
+            <w:r>
+              <w:t>Las colisiones cuestan mucho entenderlas porque son cuestiones de pixeles, se usa IA para poder responder con ese requisito de que el juego funcione.</w:t>
+            </w:r>
+          </w:p>
+        </w:tc>
+        <w:tc>
+          <w:tcPr>
+            <w:tcW w:w="2063" w:type="dxa"/>
+          </w:tcPr>
+          <w:p>
+            <w:r>
+              <w:t>Darse cuenta</w:t>
+            </w:r>
+            <w:r>
+              <w:t xml:space="preserve"> que </w:t>
+            </w:r>
+            <w:r>
+              <w:t>estaban algunas cosas</w:t>
+            </w:r>
+            <w:r>
+              <w:t xml:space="preserve"> mal </w:t>
+            </w:r>
+            <w:r>
+              <w:t xml:space="preserve">y poder </w:t>
+            </w:r>
+            <w:r>
+              <w:t xml:space="preserve">hacer la </w:t>
+            </w:r>
+            <w:r>
+              <w:t xml:space="preserve">factorzacion de </w:t>
+            </w:r>
+            <w:r>
+              <w:t xml:space="preserve">aquello en </w:t>
+            </w:r>
+            <w:r>
+              <w:t xml:space="preserve">poco </w:t>
+            </w:r>
+            <w:r>
+              <w:t>tiempo</w:t>
+            </w:r>
+          </w:p>
+        </w:tc>
+        <w:tc>
+          <w:tcPr>
+            <w:tcW w:w="2063" w:type="dxa"/>
+          </w:tcPr>
+          <w:p>
+            <w:r>
+              <w:t xml:space="preserve">Se usa IA para hacer el modo player vs player más no se resuelve, queda inconcluso la manera en la que se construyo el modo de juego </w:t>
+            </w:r>
+          </w:p>
+        </w:tc>
+        <w:tc>
+          <w:tcPr>
+            <w:tcW w:w="2063" w:type="dxa"/>
+          </w:tcPr>
+          <w:p/>
+        </w:tc>
+      </w:tr>
+      <w:tr>
+        <w:trPr>
+          <w:trHeight w:val="3060"/>
+        </w:trPr>
+        <w:tc>
+          <w:tcPr>
+            <w:tcW w:w="2770" w:type="dxa"/>
+            <w:vAlign w:val="center"/>
+          </w:tcPr>
+          <w:p>
+            <w:pPr>
+              <w:jc w:val="center"/>
+            </w:pPr>
+            <w:r>
+              <w:t>¿Qué hicieron bien como equipo? ¿Qué se comprometen a hacer para mejorar los resultados?</w:t>
+            </w:r>
+          </w:p>
+        </w:tc>
+        <w:tc>
+          <w:tcPr>
+            <w:tcW w:w="2063" w:type="dxa"/>
+          </w:tcPr>
+          <w:p>
+            <w:r>
+              <w:t>Poder recopilar la informacion de lo que se hizo, la comunicación fue importante para comentar los avances.</w:t>
+            </w:r>
+          </w:p>
+        </w:tc>
+        <w:tc>
+          <w:tcPr>
+            <w:tcW w:w="2063" w:type="dxa"/>
+          </w:tcPr>
+          <w:p>
+            <w:r>
+              <w:t>Hacer reuniones y cada avance comentar entre nosotros porque los reportes de avances ayudaban a cumplir los requisitos que el otro compañero no tenia como hacer, el trabajo en conjunto</w:t>
+            </w:r>
+          </w:p>
+        </w:tc>
+        <w:tc>
+          <w:tcPr>
+            <w:tcW w:w="2063" w:type="dxa"/>
+          </w:tcPr>
+          <w:p>
+            <w:r>
+              <w:t>Reunirnos, hablar</w:t>
+            </w:r>
+            <w:r>
+              <w:t xml:space="preserve"> y </w:t>
+            </w:r>
+            <w:r>
+              <w:t xml:space="preserve">darnos </w:t>
+            </w:r>
+            <w:r>
+              <w:t xml:space="preserve">avances </w:t>
+            </w:r>
+            <w:r>
+              <w:t xml:space="preserve">entre </w:t>
+            </w:r>
+            <w:r>
+              <w:t>nosotros</w:t>
+            </w:r>
+          </w:p>
+        </w:tc>
+        <w:tc>
+          <w:tcPr>
+            <w:tcW w:w="2063" w:type="dxa"/>
+          </w:tcPr>
+          <w:p>
+            <w:r>
+              <w:t>La distribucion de trabajo y la rettroalimentacion continua</w:t>
+            </w:r>
+          </w:p>
+        </w:tc>
+        <w:tc>
+          <w:tcPr>
+            <w:tcW w:w="2063" w:type="dxa"/>
+          </w:tcPr>
+          <w:p/>
         </w:tc>
       </w:tr>
       <w:tr>
@@ -1448,7 +1628,7 @@
         </w:trPr>
         <w:tc>
           <w:tcPr>
-            <w:tcW w:w="1487" w:type="dxa"/>
+            <w:tcW w:w="2770" w:type="dxa"/>
             <w:vAlign w:val="center"/>
           </w:tcPr>
           <w:p>
@@ -1456,62 +1636,73 @@
               <w:jc w:val="center"/>
             </w:pPr>
             <w:r>
-              <w:t xml:space="preserve">¿Cuál es el estado actual del proyecto en términos de </w:t>
-            </w:r>
-            <w:proofErr w:type="spellStart"/>
-            <w:r>
-              <w:t>mini-ciclos</w:t>
-            </w:r>
-            <w:proofErr w:type="spellEnd"/>
-            <w:r>
-              <w:t>? ¿por qué?</w:t>
-            </w:r>
-          </w:p>
-        </w:tc>
-        <w:tc>
-          <w:tcPr>
-            <w:tcW w:w="4104" w:type="dxa"/>
-          </w:tcPr>
-          <w:p>
-            <w:r>
-              <w:t>Completo, se definieron las clases correctamente y su interacción de la presentación con botones y con dominio</w:t>
-            </w:r>
-          </w:p>
+              <w:t>Considerando las prácticas XP incluidas en los laboratorios. ¿cuál fue la más útil? ¿por qué?</w:t>
+            </w:r>
+          </w:p>
+        </w:tc>
+        <w:tc>
+          <w:tcPr>
+            <w:tcW w:w="2063" w:type="dxa"/>
+          </w:tcPr>
           <w:p/>
         </w:tc>
         <w:tc>
           <w:tcPr>
-            <w:tcW w:w="2285" w:type="dxa"/>
-          </w:tcPr>
-          <w:p>
-            <w:r>
-              <w:t>Faltan algunos requisitos como los demás enemigos, los modos de juegos, implementar los jugadores máquina, entre otros como los coleccionables como la moneda y el objeto bomba</w:t>
-            </w:r>
-          </w:p>
-        </w:tc>
-        <w:tc>
-          <w:tcPr>
-            <w:tcW w:w="602" w:type="dxa"/>
+            <w:tcW w:w="2063" w:type="dxa"/>
           </w:tcPr>
           <w:p/>
         </w:tc>
         <w:tc>
           <w:tcPr>
-            <w:tcW w:w="602" w:type="dxa"/>
-          </w:tcPr>
-          <w:p>
-            <w:pPr>
-              <w:rPr>
-                <w:rFonts w:ascii="Aptos" w:eastAsia="Aptos" w:hAnsi="Aptos" w:cs="Aptos"/>
-              </w:rPr>
-            </w:pPr>
-          </w:p>
-        </w:tc>
-        <w:tc>
-          <w:tcPr>
-            <w:tcW w:w="570" w:type="dxa"/>
-          </w:tcPr>
-          <w:p/>
+            <w:tcW w:w="2063" w:type="dxa"/>
+          </w:tcPr>
+          <w:p>
+            <w:r>
+              <w:t>Pair programming,</w:t>
+            </w:r>
+            <w:r>
+              <w:t xml:space="preserve"> </w:t>
+            </w:r>
+            <w:r>
+              <w:t xml:space="preserve">algunas veces nos </w:t>
+            </w:r>
+            <w:r>
+              <w:t xml:space="preserve">reuniamos para </w:t>
+            </w:r>
+            <w:r>
+              <w:t>resolver</w:t>
+            </w:r>
+            <w:r>
+              <w:t xml:space="preserve"> </w:t>
+            </w:r>
+            <w:r>
+              <w:t>conflictos</w:t>
+            </w:r>
+          </w:p>
+        </w:tc>
+        <w:tc>
+          <w:tcPr>
+            <w:tcW w:w="2063" w:type="dxa"/>
+          </w:tcPr>
+          <w:p>
+            <w:pPr>
+              <w:rPr>
+                <w:rFonts w:ascii="Aptos" w:hAnsi="Aptos" w:eastAsia="Aptos" w:cs="Aptos"/>
+              </w:rPr>
+            </w:pPr>
+          </w:p>
+        </w:tc>
+        <w:tc>
+          <w:tcPr>
+            <w:tcW w:w="2063" w:type="dxa"/>
+          </w:tcPr>
+          <w:p>
+            <w:pPr>
+              <w:rPr>
+                <w:rFonts w:ascii="Aptos" w:hAnsi="Aptos" w:eastAsia="Aptos" w:cs="Aptos"/>
+              </w:rPr>
+            </w:pPr>
+          </w:p>
         </w:tc>
       </w:tr>
       <w:tr>
@@ -1520,7 +1711,7 @@
         </w:trPr>
         <w:tc>
           <w:tcPr>
-            <w:tcW w:w="1487" w:type="dxa"/>
+            <w:tcW w:w="2770" w:type="dxa"/>
             <w:vAlign w:val="center"/>
           </w:tcPr>
           <w:p>
@@ -1528,394 +1719,31 @@
               <w:jc w:val="center"/>
             </w:pPr>
             <w:r>
-              <w:lastRenderedPageBreak/>
-              <w:t>¿Cuál fue el tiempo total invertido por cada uno de ustedes? (Horas/Hombre)</w:t>
-            </w:r>
-          </w:p>
-        </w:tc>
-        <w:tc>
-          <w:tcPr>
-            <w:tcW w:w="4104" w:type="dxa"/>
-            <w:vAlign w:val="center"/>
-          </w:tcPr>
-          <w:p>
-            <w:pPr>
-              <w:jc w:val="center"/>
-            </w:pPr>
-            <w:r>
-              <w:t>12/Sánchez - 12/Villagran</w:t>
-            </w:r>
-          </w:p>
-        </w:tc>
-        <w:tc>
-          <w:tcPr>
-            <w:tcW w:w="2285" w:type="dxa"/>
-            <w:vAlign w:val="center"/>
-          </w:tcPr>
-          <w:p>
-            <w:pPr>
-              <w:jc w:val="center"/>
-            </w:pPr>
-            <w:r>
-              <w:t>15/</w:t>
-            </w:r>
-            <w:proofErr w:type="spellStart"/>
-            <w:r>
-              <w:t>Sanchez</w:t>
-            </w:r>
-            <w:proofErr w:type="spellEnd"/>
-            <w:r>
-              <w:t xml:space="preserve"> - 15/Villagran</w:t>
-            </w:r>
-          </w:p>
-        </w:tc>
-        <w:tc>
-          <w:tcPr>
-            <w:tcW w:w="602" w:type="dxa"/>
-            <w:vAlign w:val="center"/>
-          </w:tcPr>
-          <w:p>
-            <w:pPr>
-              <w:jc w:val="center"/>
-            </w:pPr>
-          </w:p>
-        </w:tc>
-        <w:tc>
-          <w:tcPr>
-            <w:tcW w:w="602" w:type="dxa"/>
-            <w:vAlign w:val="center"/>
-          </w:tcPr>
-          <w:p>
-            <w:pPr>
-              <w:jc w:val="center"/>
-            </w:pPr>
-          </w:p>
-        </w:tc>
-        <w:tc>
-          <w:tcPr>
-            <w:tcW w:w="570" w:type="dxa"/>
-            <w:vAlign w:val="center"/>
-          </w:tcPr>
-          <w:p>
-            <w:pPr>
-              <w:jc w:val="center"/>
-            </w:pPr>
-          </w:p>
-        </w:tc>
-      </w:tr>
-      <w:tr>
-        <w:trPr>
-          <w:trHeight w:val="3053"/>
-        </w:trPr>
-        <w:tc>
-          <w:tcPr>
-            <w:tcW w:w="1487" w:type="dxa"/>
-            <w:vAlign w:val="center"/>
-          </w:tcPr>
-          <w:p>
-            <w:pPr>
-              <w:jc w:val="center"/>
-            </w:pPr>
-            <w:r>
-              <w:t>¿Cuál consideran fue el mayor logro? ¿Por qué?</w:t>
-            </w:r>
-          </w:p>
-        </w:tc>
-        <w:tc>
-          <w:tcPr>
-            <w:tcW w:w="4104" w:type="dxa"/>
-          </w:tcPr>
-          <w:p>
-            <w:r>
-              <w:t xml:space="preserve">Poder definir correctamente la presentación para la interacción de botones </w:t>
-            </w:r>
-          </w:p>
-        </w:tc>
-        <w:tc>
-          <w:tcPr>
-            <w:tcW w:w="2285" w:type="dxa"/>
-          </w:tcPr>
-          <w:p>
-            <w:r>
-              <w:t>Reunirnos para hablar avances continuamente</w:t>
-            </w:r>
-          </w:p>
-        </w:tc>
-        <w:tc>
-          <w:tcPr>
-            <w:tcW w:w="602" w:type="dxa"/>
-          </w:tcPr>
-          <w:p/>
-        </w:tc>
-        <w:tc>
-          <w:tcPr>
-            <w:tcW w:w="602" w:type="dxa"/>
-          </w:tcPr>
-          <w:p/>
-        </w:tc>
-        <w:tc>
-          <w:tcPr>
-            <w:tcW w:w="570" w:type="dxa"/>
-          </w:tcPr>
-          <w:p/>
-        </w:tc>
-      </w:tr>
-      <w:tr>
-        <w:trPr>
-          <w:trHeight w:val="3053"/>
-        </w:trPr>
-        <w:tc>
-          <w:tcPr>
-            <w:tcW w:w="1487" w:type="dxa"/>
-            <w:vAlign w:val="center"/>
-          </w:tcPr>
-          <w:p>
-            <w:pPr>
-              <w:jc w:val="center"/>
-            </w:pPr>
-            <w:r>
-              <w:t>¿Cuál consideran que fue el mayor problema técnico? ¿Qué hicieron para resolverlo?</w:t>
-            </w:r>
-          </w:p>
-        </w:tc>
-        <w:tc>
-          <w:tcPr>
-            <w:tcW w:w="4104" w:type="dxa"/>
-          </w:tcPr>
-          <w:p>
-            <w:r>
-              <w:t>El hecho de cargar el mapa con un archivo de texto, para esto se observaron videos</w:t>
-            </w:r>
-          </w:p>
-        </w:tc>
-        <w:tc>
-          <w:tcPr>
-            <w:tcW w:w="2285" w:type="dxa"/>
-          </w:tcPr>
-          <w:p>
-            <w:r>
-              <w:t>Las colisiones cuestan mucho entenderlas porque son cuestiones de pixeles, se usa IA para poder responder con ese requisito de que el juego funcione.</w:t>
-            </w:r>
-          </w:p>
-        </w:tc>
-        <w:tc>
-          <w:tcPr>
-            <w:tcW w:w="602" w:type="dxa"/>
-          </w:tcPr>
-          <w:p/>
-        </w:tc>
-        <w:tc>
-          <w:tcPr>
-            <w:tcW w:w="602" w:type="dxa"/>
-          </w:tcPr>
-          <w:p/>
-        </w:tc>
-        <w:tc>
-          <w:tcPr>
-            <w:tcW w:w="570" w:type="dxa"/>
-          </w:tcPr>
-          <w:p/>
-        </w:tc>
-      </w:tr>
-      <w:tr>
-        <w:trPr>
-          <w:trHeight w:val="3053"/>
-        </w:trPr>
-        <w:tc>
-          <w:tcPr>
-            <w:tcW w:w="1487" w:type="dxa"/>
-            <w:vAlign w:val="center"/>
-          </w:tcPr>
-          <w:p>
-            <w:pPr>
-              <w:jc w:val="center"/>
-            </w:pPr>
-            <w:r>
-              <w:t>¿Qué hicieron bien como equipo? ¿Qué se comprometen a hacer para mejorar los resultados?</w:t>
-            </w:r>
-          </w:p>
-        </w:tc>
-        <w:tc>
-          <w:tcPr>
-            <w:tcW w:w="4104" w:type="dxa"/>
-          </w:tcPr>
-          <w:p>
-            <w:r>
-              <w:t xml:space="preserve">Poder recopilar la </w:t>
-            </w:r>
-            <w:proofErr w:type="spellStart"/>
-            <w:r>
-              <w:t>informacion</w:t>
-            </w:r>
-            <w:proofErr w:type="spellEnd"/>
-            <w:r>
-              <w:t xml:space="preserve"> de lo que se hizo, la comunicación fue importante para comentar los avances.</w:t>
-            </w:r>
-          </w:p>
-        </w:tc>
-        <w:tc>
-          <w:tcPr>
-            <w:tcW w:w="2285" w:type="dxa"/>
-          </w:tcPr>
-          <w:p>
-            <w:r>
-              <w:t xml:space="preserve">Hacer reuniones y cada avance comentar entre nosotros porque los reportes de avances ayudaban a cumplir los requisitos que el otro compañero no </w:t>
-            </w:r>
-            <w:proofErr w:type="spellStart"/>
-            <w:r>
-              <w:t>tenia</w:t>
-            </w:r>
-            <w:proofErr w:type="spellEnd"/>
-            <w:r>
-              <w:t xml:space="preserve"> como hacer, el trabajo en conjunto</w:t>
-            </w:r>
-          </w:p>
-        </w:tc>
-        <w:tc>
-          <w:tcPr>
-            <w:tcW w:w="602" w:type="dxa"/>
-          </w:tcPr>
-          <w:p/>
-        </w:tc>
-        <w:tc>
-          <w:tcPr>
-            <w:tcW w:w="602" w:type="dxa"/>
-          </w:tcPr>
-          <w:p/>
-        </w:tc>
-        <w:tc>
-          <w:tcPr>
-            <w:tcW w:w="570" w:type="dxa"/>
-          </w:tcPr>
-          <w:p/>
-        </w:tc>
-      </w:tr>
-      <w:tr>
-        <w:trPr>
-          <w:trHeight w:val="3053"/>
-        </w:trPr>
-        <w:tc>
-          <w:tcPr>
-            <w:tcW w:w="1487" w:type="dxa"/>
-            <w:vAlign w:val="center"/>
-          </w:tcPr>
-          <w:p>
-            <w:pPr>
-              <w:jc w:val="center"/>
-            </w:pPr>
-            <w:r>
-              <w:lastRenderedPageBreak/>
-              <w:t>Considerando las prácticas XP incluidas en los laboratorios. ¿cuál fue la más útil? ¿por qué?</w:t>
-            </w:r>
-          </w:p>
-        </w:tc>
-        <w:tc>
-          <w:tcPr>
-            <w:tcW w:w="4104" w:type="dxa"/>
-          </w:tcPr>
-          <w:p/>
-        </w:tc>
-        <w:tc>
-          <w:tcPr>
-            <w:tcW w:w="2285" w:type="dxa"/>
-          </w:tcPr>
-          <w:p/>
-        </w:tc>
-        <w:tc>
-          <w:tcPr>
-            <w:tcW w:w="602" w:type="dxa"/>
-          </w:tcPr>
-          <w:p/>
-        </w:tc>
-        <w:tc>
-          <w:tcPr>
-            <w:tcW w:w="602" w:type="dxa"/>
-          </w:tcPr>
-          <w:p>
-            <w:pPr>
-              <w:rPr>
-                <w:rFonts w:ascii="Aptos" w:eastAsia="Aptos" w:hAnsi="Aptos" w:cs="Aptos"/>
-              </w:rPr>
-            </w:pPr>
-          </w:p>
-        </w:tc>
-        <w:tc>
-          <w:tcPr>
-            <w:tcW w:w="570" w:type="dxa"/>
-          </w:tcPr>
-          <w:p>
-            <w:pPr>
-              <w:rPr>
-                <w:rFonts w:ascii="Aptos" w:eastAsia="Aptos" w:hAnsi="Aptos" w:cs="Aptos"/>
-              </w:rPr>
-            </w:pPr>
-          </w:p>
-        </w:tc>
-      </w:tr>
-      <w:tr>
-        <w:trPr>
-          <w:trHeight w:val="3053"/>
-        </w:trPr>
-        <w:tc>
-          <w:tcPr>
-            <w:tcW w:w="1487" w:type="dxa"/>
-            <w:vAlign w:val="center"/>
-          </w:tcPr>
-          <w:p>
-            <w:pPr>
-              <w:jc w:val="center"/>
-            </w:pPr>
-            <w:r>
               <w:t>¿Qué referencias usaron? ¿Cuál fue la más útil? Incluyan citas con estándares adecuados.</w:t>
             </w:r>
           </w:p>
         </w:tc>
         <w:tc>
           <w:tcPr>
-            <w:tcW w:w="4104" w:type="dxa"/>
-          </w:tcPr>
-          <w:p>
-            <w:pPr>
-              <w:rPr>
-                <w:rFonts w:ascii="Aptos" w:eastAsia="Aptos" w:hAnsi="Aptos" w:cs="Aptos"/>
+            <w:tcW w:w="2063" w:type="dxa"/>
+          </w:tcPr>
+          <w:p>
+            <w:pPr>
+              <w:rPr>
+                <w:rFonts w:ascii="Aptos" w:hAnsi="Aptos" w:eastAsia="Aptos" w:cs="Aptos"/>
                 <w:lang w:val="en-US"/>
               </w:rPr>
             </w:pPr>
-            <w:proofErr w:type="spellStart"/>
-            <w:r>
-              <w:rPr>
-                <w:rFonts w:ascii="Aptos" w:eastAsia="Aptos" w:hAnsi="Aptos" w:cs="Aptos"/>
+            <w:r>
+              <w:rPr>
+                <w:rFonts w:ascii="Aptos" w:hAnsi="Aptos" w:eastAsia="Aptos" w:cs="Aptos"/>
                 <w:lang w:val="en-US"/>
               </w:rPr>
-              <w:t>RyiSnow</w:t>
-            </w:r>
-            <w:proofErr w:type="spellEnd"/>
-            <w:r>
-              <w:rPr>
-                <w:rFonts w:ascii="Aptos" w:eastAsia="Aptos" w:hAnsi="Aptos" w:cs="Aptos"/>
-                <w:lang w:val="en-US"/>
-              </w:rPr>
-              <w:t xml:space="preserve">. (16 de </w:t>
-            </w:r>
-            <w:proofErr w:type="spellStart"/>
-            <w:r>
-              <w:rPr>
-                <w:rFonts w:ascii="Aptos" w:eastAsia="Aptos" w:hAnsi="Aptos" w:cs="Aptos"/>
-                <w:lang w:val="en-US"/>
-              </w:rPr>
-              <w:t>octubre</w:t>
-            </w:r>
-            <w:proofErr w:type="spellEnd"/>
-            <w:r>
-              <w:rPr>
-                <w:rFonts w:ascii="Aptos" w:eastAsia="Aptos" w:hAnsi="Aptos" w:cs="Aptos"/>
-                <w:lang w:val="en-US"/>
-              </w:rPr>
-              <w:t xml:space="preserve"> de 2021). </w:t>
-            </w:r>
-            <w:r>
-              <w:rPr>
-                <w:rFonts w:ascii="Aptos" w:eastAsia="Aptos" w:hAnsi="Aptos" w:cs="Aptos"/>
+              <w:t xml:space="preserve">RyiSnow. (16 de octubre de 2021). </w:t>
+            </w:r>
+            <w:r>
+              <w:rPr>
+                <w:rFonts w:ascii="Aptos" w:hAnsi="Aptos" w:eastAsia="Aptos" w:cs="Aptos"/>
                 <w:i/>
                 <w:iCs/>
                 <w:lang w:val="en-US"/>
@@ -1924,16 +1752,16 @@
             </w:r>
             <w:r>
               <w:rPr>
-                <w:rFonts w:ascii="Aptos" w:eastAsia="Aptos" w:hAnsi="Aptos" w:cs="Aptos"/>
+                <w:rFonts w:ascii="Aptos" w:hAnsi="Aptos" w:eastAsia="Aptos" w:cs="Aptos"/>
                 <w:lang w:val="en-US"/>
               </w:rPr>
               <w:t xml:space="preserve"> [Video]. YouTube. </w:t>
             </w:r>
-            <w:hyperlink r:id="rId8">
+            <w:hyperlink r:id="rId30">
               <w:r>
                 <w:rPr>
-                  <w:rStyle w:val="Hipervnculo"/>
-                  <w:rFonts w:ascii="Aptos" w:eastAsia="Aptos" w:hAnsi="Aptos" w:cs="Aptos"/>
+                  <w:rStyle w:val="Hyperlink"/>
+                  <w:rFonts w:ascii="Aptos" w:hAnsi="Aptos" w:eastAsia="Aptos" w:cs="Aptos"/>
                   <w:lang w:val="en-US"/>
                 </w:rPr>
                 <w:t>http://www.youtube.com/watch?v=ugzxCcpoSdE</w:t>
@@ -1946,12 +1774,12 @@
         </w:tc>
         <w:tc>
           <w:tcPr>
-            <w:tcW w:w="2285" w:type="dxa"/>
-          </w:tcPr>
-          <w:p>
-            <w:pPr>
-              <w:rPr>
-                <w:rFonts w:ascii="Aptos" w:eastAsia="Aptos" w:hAnsi="Aptos" w:cs="Aptos"/>
+            <w:tcW w:w="2063" w:type="dxa"/>
+          </w:tcPr>
+          <w:p>
+            <w:pPr>
+              <w:rPr>
+                <w:rFonts w:ascii="Aptos" w:hAnsi="Aptos" w:eastAsia="Aptos" w:cs="Aptos"/>
               </w:rPr>
             </w:pPr>
             <w:r>
@@ -1965,13 +1793,13 @@
             </w:r>
             <w:r>
               <w:rPr>
-                <w:rFonts w:ascii="Aptos" w:eastAsia="Aptos" w:hAnsi="Aptos" w:cs="Aptos"/>
+                <w:rFonts w:ascii="Aptos" w:hAnsi="Aptos" w:eastAsia="Aptos" w:cs="Aptos"/>
               </w:rPr>
               <w:t xml:space="preserve">Google. (2026). </w:t>
             </w:r>
             <w:r>
               <w:rPr>
-                <w:rFonts w:ascii="Aptos" w:eastAsia="Aptos" w:hAnsi="Aptos" w:cs="Aptos"/>
+                <w:rFonts w:ascii="Aptos" w:hAnsi="Aptos" w:eastAsia="Aptos" w:cs="Aptos"/>
                 <w:i/>
                 <w:iCs/>
               </w:rPr>
@@ -1979,15 +1807,15 @@
             </w:r>
             <w:r>
               <w:rPr>
-                <w:rFonts w:ascii="Aptos" w:eastAsia="Aptos" w:hAnsi="Aptos" w:cs="Aptos"/>
+                <w:rFonts w:ascii="Aptos" w:hAnsi="Aptos" w:eastAsia="Aptos" w:cs="Aptos"/>
               </w:rPr>
               <w:t xml:space="preserve"> (Versión de mayo de 2026) [Modelo de lenguaje grande]. </w:t>
             </w:r>
-            <w:hyperlink r:id="rId9">
+            <w:hyperlink r:id="rId31">
               <w:r>
                 <w:rPr>
-                  <w:rStyle w:val="Hipervnculo"/>
-                  <w:rFonts w:ascii="Aptos" w:eastAsia="Aptos" w:hAnsi="Aptos" w:cs="Aptos"/>
+                  <w:rStyle w:val="Hyperlink"/>
+                  <w:rFonts w:ascii="Aptos" w:hAnsi="Aptos" w:eastAsia="Aptos" w:cs="Aptos"/>
                 </w:rPr>
                 <w:t>https://gemini.google.com</w:t>
               </w:r>
@@ -1998,23 +1826,15 @@
             <w:r>
               <w:br/>
             </w:r>
-            <w:proofErr w:type="spellStart"/>
-            <w:r>
-              <w:rPr>
-                <w:rFonts w:ascii="Aptos" w:eastAsia="Aptos" w:hAnsi="Aptos" w:cs="Aptos"/>
-              </w:rPr>
-              <w:t>Anthropic</w:t>
-            </w:r>
-            <w:proofErr w:type="spellEnd"/>
-            <w:r>
-              <w:rPr>
-                <w:rFonts w:ascii="Aptos" w:eastAsia="Aptos" w:hAnsi="Aptos" w:cs="Aptos"/>
-              </w:rPr>
-              <w:t xml:space="preserve">. (2026). </w:t>
-            </w:r>
-            <w:r>
-              <w:rPr>
-                <w:rFonts w:ascii="Aptos" w:eastAsia="Aptos" w:hAnsi="Aptos" w:cs="Aptos"/>
+            <w:r>
+              <w:rPr>
+                <w:rFonts w:ascii="Aptos" w:hAnsi="Aptos" w:eastAsia="Aptos" w:cs="Aptos"/>
+              </w:rPr>
+              <w:t xml:space="preserve">Anthropic. (2026). </w:t>
+            </w:r>
+            <w:r>
+              <w:rPr>
+                <w:rFonts w:ascii="Aptos" w:hAnsi="Aptos" w:eastAsia="Aptos" w:cs="Aptos"/>
                 <w:i/>
                 <w:iCs/>
               </w:rPr>
@@ -2022,15 +1842,15 @@
             </w:r>
             <w:r>
               <w:rPr>
-                <w:rFonts w:ascii="Aptos" w:eastAsia="Aptos" w:hAnsi="Aptos" w:cs="Aptos"/>
+                <w:rFonts w:ascii="Aptos" w:hAnsi="Aptos" w:eastAsia="Aptos" w:cs="Aptos"/>
               </w:rPr>
               <w:t xml:space="preserve"> (Versión de febrero de 2026) [Modelo de lenguaje grande]. </w:t>
             </w:r>
-            <w:hyperlink r:id="rId10">
+            <w:hyperlink r:id="rId32">
               <w:r>
                 <w:rPr>
-                  <w:rStyle w:val="Hipervnculo"/>
-                  <w:rFonts w:ascii="Aptos" w:eastAsia="Aptos" w:hAnsi="Aptos" w:cs="Aptos"/>
+                  <w:rStyle w:val="Hyperlink"/>
+                  <w:rFonts w:ascii="Aptos" w:hAnsi="Aptos" w:eastAsia="Aptos" w:cs="Aptos"/>
                 </w:rPr>
                 <w:t>https://claude.ai/</w:t>
               </w:r>
@@ -2039,19 +1859,53 @@
         </w:tc>
         <w:tc>
           <w:tcPr>
-            <w:tcW w:w="602" w:type="dxa"/>
-          </w:tcPr>
-          <w:p/>
-        </w:tc>
-        <w:tc>
-          <w:tcPr>
-            <w:tcW w:w="602" w:type="dxa"/>
-          </w:tcPr>
-          <w:p/>
-        </w:tc>
-        <w:tc>
-          <w:tcPr>
-            <w:tcW w:w="570" w:type="dxa"/>
+            <w:tcW w:w="2063" w:type="dxa"/>
+          </w:tcPr>
+          <w:p>
+            <w:r>
+              <w:t xml:space="preserve">Se usó la </w:t>
+            </w:r>
+            <w:r>
+              <w:t xml:space="preserve">IA </w:t>
+            </w:r>
+            <w:r>
+              <w:t xml:space="preserve">de Claude </w:t>
+            </w:r>
+            <w:r>
+              <w:t>Sonnet</w:t>
+            </w:r>
+          </w:p>
+        </w:tc>
+        <w:tc>
+          <w:tcPr>
+            <w:tcW w:w="2063" w:type="dxa"/>
+          </w:tcPr>
+          <w:p>
+            <w:r>
+              <w:t>Se usó la IA de Claude Sonnet</w:t>
+            </w:r>
+          </w:p>
+          <w:p>
+            <w:r>
+              <w:t xml:space="preserve"> Para hacer </w:t>
+            </w:r>
+            <w:r>
+              <w:t xml:space="preserve">la parte </w:t>
+            </w:r>
+            <w:r>
+              <w:t xml:space="preserve">del </w:t>
+            </w:r>
+            <w:r>
+              <w:t xml:space="preserve">player vs </w:t>
+            </w:r>
+            <w:r>
+              <w:t>player</w:t>
+            </w:r>
+          </w:p>
+        </w:tc>
+        <w:tc>
+          <w:tcPr>
+            <w:tcW w:w="2063" w:type="dxa"/>
           </w:tcPr>
           <w:p/>
         </w:tc>
@@ -2063,9 +1917,79 @@
         <w:t>Se opta por no cumplir el requisito de los jugadores máquina, para simplificar el proyecto y hacerlo de más calidad, por tanto, el modo MachineVSPlayer no se va a implementar.</w:t>
       </w:r>
     </w:p>
+    <w:p/>
+    <w:p/>
+    <w:p>
+      <w:pPr>
+        <w:jc w:val="center"/>
+      </w:pPr>
+      <w:r>
+        <w:t>PRUEBAS DE ACEPTACIÓN</w:t>
+      </w:r>
+    </w:p>
+    <w:p>
+      <w:pPr>
+        <w:jc w:val="center"/>
+      </w:pPr>
+    </w:p>
+    <w:p>
+      <w:r>
+        <w:t>Funcionalidades de enemigos, tipos de jugadores, moneda y 3 niveles</w:t>
+      </w:r>
+    </w:p>
+    <w:p>
+      <w:pPr>
+        <w:pStyle w:val="ListParagraph"/>
+        <w:numPr>
+          <w:ilvl w:val="0"/>
+          <w:numId w:val="1"/>
+        </w:numPr>
+      </w:pPr>
+      <w:hyperlink r:id="rId33">
+        <w:r>
+          <w:rPr>
+            <w:rStyle w:val="Hyperlink"/>
+          </w:rPr>
+          <w:t>https://youtu.be/9AZqWNXLRR4</w:t>
+        </w:r>
+      </w:hyperlink>
+      <w:r>
+        <w:br/>
+      </w:r>
+    </w:p>
+    <w:p/>
+    <w:p/>
+    <w:p/>
+    <w:p/>
+    <w:p/>
+    <w:p>
+      <w:pPr>
+        <w:jc w:val="center"/>
+      </w:pPr>
+      <w:r>
+        <w:t>GITHUB</w:t>
+      </w:r>
+    </w:p>
+    <w:p>
+      <w:pPr>
+        <w:jc w:val="center"/>
+      </w:pPr>
+    </w:p>
+    <w:p>
+      <w:pPr>
+        <w:pStyle w:val="ListParagraph"/>
+        <w:numPr>
+          <w:ilvl w:val="0"/>
+          <w:numId w:val="2"/>
+        </w:numPr>
+      </w:pPr>
+      <w:r>
+        <w:t>https://github.com/SamuelVillagran/The-DOPO-s-Hardest-Game.git</w:t>
+      </w:r>
+    </w:p>
     <w:sectPr>
-      <w:pgSz w:w="12240" w:h="15840"/>
-      <w:pgMar w:top="1417" w:right="1701" w:bottom="1417" w:left="1701" w:header="708" w:footer="708" w:gutter="0"/>
+      <w:pgSz w:w="15840" w:h="12240" w:orient="landscape"/>
+      <w:pgMar w:top="1701" w:right="1417" w:bottom="1701" w:left="1417" w:header="708" w:footer="708" w:gutter="0"/>
       <w:cols w:space="708"/>
       <w:docGrid w:linePitch="360"/>
     </w:sectPr>
@@ -2076,6 +2000,232 @@
 <file path=word/numbering.xml><?xml version="1.0" encoding="utf-8"?>
 <w:numbering xmlns:wpc="http://schemas.microsoft.com/office/word/2010/wordprocessingCanvas" xmlns:cx="http://schemas.microsoft.com/office/drawing/2014/chartex" xmlns:cx1="http://schemas.microsoft.com/office/drawing/2015/9/8/chartex" xmlns:cx2="http://schemas.microsoft.com/office/drawing/2015/10/21/chartex" xmlns:cx3="http://schemas.microsoft.com/office/drawing/2016/5/9/chartex" xmlns:cx4="http://schemas.microsoft.com/office/drawing/2016/5/10/chartex" xmlns:cx5="http://schemas.microsoft.com/office/drawing/2016/5/11/chartex" xmlns:cx6="http://schemas.microsoft.com/office/drawing/2016/5/12/chartex" xmlns:cx7="http://schemas.microsoft.com/office/drawing/2016/5/13/chartex" xmlns:cx8="http://schemas.microsoft.com/office/drawing/2016/5/14/chartex" xmlns:mc="http://schemas.openxmlformats.org/markup-compatibility/2006" xmlns:aink="http://schemas.microsoft.com/office/drawing/2016/ink" xmlns:am3d="http://schemas.microsoft.com/office/drawing/2017/model3d" xmlns:o="urn:schemas-microsoft-com:office:office" xmlns:oel="http://schemas.microsoft.com/office/2019/extlst" xmlns:r="http://schemas.openxmlformats.org/officeDocument/2006/relationships" xmlns:m="http://schemas.openxmlformats.org/officeDocument/2006/math" xmlns:v="urn:schemas-microsoft-com:vml" xmlns:wp14="http://schemas.microsoft.com/office/word/2010/wordprocessingDrawing" xmlns:wp="http://schemas.openxmlformats.org/drawingml/2006/wordprocessingDrawing" xmlns:w10="urn:schemas-microsoft-com:office:word" xmlns:w="http://schemas.openxmlformats.org/wordprocessingml/2006/main" xmlns:w14="http://schemas.microsoft.com/office/word/2010/wordml" xmlns:w15="http://schemas.microsoft.com/office/word/2012/wordml" xmlns:w16cex="http://schemas.microsoft.com/office/word/2018/wordml/cex" xmlns:w16cid="http://schemas.microsoft.com/office/word/2016/wordml/cid" xmlns:w16="http://schemas.microsoft.com/office/word/2018/wordml" xmlns:w16du="http://schemas.microsoft.com/office/word/2023/wordml/word16du" xmlns:w16sdtdh="http://schemas.microsoft.com/office/word/2020/wordml/sdtdatahash" xmlns:w16sdtfl="http://schemas.microsoft.com/office/word/2024/wordml/sdtformatlock" xmlns:w16se="http://schemas.microsoft.com/office/word/2015/wordml/symex" xmlns:wpg="http://schemas.microsoft.com/office/word/2010/wordprocessingGroup" xmlns:wpi="http://schemas.microsoft.com/office/word/2010/wordprocessingInk" xmlns:wne="http://schemas.microsoft.com/office/word/2006/wordml" xmlns:wps="http://schemas.microsoft.com/office/word/2010/wordprocessingShape" mc:Ignorable="w14 w15 w16se w16cid w16 w16cex w16sdtdh w16sdtfl w16du wp14">
   <w:abstractNum w:abstractNumId="0" w15:restartNumberingAfterBreak="0">
+    <w:nsid w:val="117638C1"/>
+    <w:multiLevelType w:val="hybridMultilevel"/>
+    <w:tmpl w:val="49C0AFE4"/>
+    <w:lvl w:ilvl="0" w:tplc="55D0816C">
+      <w:start w:val="1"/>
+      <w:numFmt w:val="bullet"/>
+      <w:lvlText w:val=""/>
+      <w:lvlJc w:val="left"/>
+      <w:pPr>
+        <w:ind w:left="720" w:hanging="360"/>
+      </w:pPr>
+      <w:rPr>
+        <w:rFonts w:hint="default" w:ascii="Symbol" w:hAnsi="Symbol"/>
+      </w:rPr>
+    </w:lvl>
+    <w:lvl w:ilvl="1" w:tplc="8BA60234">
+      <w:start w:val="1"/>
+      <w:numFmt w:val="bullet"/>
+      <w:lvlText w:val="o"/>
+      <w:lvlJc w:val="left"/>
+      <w:pPr>
+        <w:ind w:left="1440" w:hanging="360"/>
+      </w:pPr>
+      <w:rPr>
+        <w:rFonts w:hint="default" w:ascii="Courier New" w:hAnsi="Courier New"/>
+      </w:rPr>
+    </w:lvl>
+    <w:lvl w:ilvl="2" w:tplc="01FA5148">
+      <w:start w:val="1"/>
+      <w:numFmt w:val="bullet"/>
+      <w:lvlText w:val=""/>
+      <w:lvlJc w:val="left"/>
+      <w:pPr>
+        <w:ind w:left="2160" w:hanging="360"/>
+      </w:pPr>
+      <w:rPr>
+        <w:rFonts w:hint="default" w:ascii="Wingdings" w:hAnsi="Wingdings"/>
+      </w:rPr>
+    </w:lvl>
+    <w:lvl w:ilvl="3" w:tplc="AF8C015C">
+      <w:start w:val="1"/>
+      <w:numFmt w:val="bullet"/>
+      <w:lvlText w:val=""/>
+      <w:lvlJc w:val="left"/>
+      <w:pPr>
+        <w:ind w:left="2880" w:hanging="360"/>
+      </w:pPr>
+      <w:rPr>
+        <w:rFonts w:hint="default" w:ascii="Symbol" w:hAnsi="Symbol"/>
+      </w:rPr>
+    </w:lvl>
+    <w:lvl w:ilvl="4" w:tplc="79FA0E86">
+      <w:start w:val="1"/>
+      <w:numFmt w:val="bullet"/>
+      <w:lvlText w:val="o"/>
+      <w:lvlJc w:val="left"/>
+      <w:pPr>
+        <w:ind w:left="3600" w:hanging="360"/>
+      </w:pPr>
+      <w:rPr>
+        <w:rFonts w:hint="default" w:ascii="Courier New" w:hAnsi="Courier New"/>
+      </w:rPr>
+    </w:lvl>
+    <w:lvl w:ilvl="5" w:tplc="B0C0290E">
+      <w:start w:val="1"/>
+      <w:numFmt w:val="bullet"/>
+      <w:lvlText w:val=""/>
+      <w:lvlJc w:val="left"/>
+      <w:pPr>
+        <w:ind w:left="4320" w:hanging="360"/>
+      </w:pPr>
+      <w:rPr>
+        <w:rFonts w:hint="default" w:ascii="Wingdings" w:hAnsi="Wingdings"/>
+      </w:rPr>
+    </w:lvl>
+    <w:lvl w:ilvl="6" w:tplc="568EE360">
+      <w:start w:val="1"/>
+      <w:numFmt w:val="bullet"/>
+      <w:lvlText w:val=""/>
+      <w:lvlJc w:val="left"/>
+      <w:pPr>
+        <w:ind w:left="5040" w:hanging="360"/>
+      </w:pPr>
+      <w:rPr>
+        <w:rFonts w:hint="default" w:ascii="Symbol" w:hAnsi="Symbol"/>
+      </w:rPr>
+    </w:lvl>
+    <w:lvl w:ilvl="7" w:tplc="74FA29E0">
+      <w:start w:val="1"/>
+      <w:numFmt w:val="bullet"/>
+      <w:lvlText w:val="o"/>
+      <w:lvlJc w:val="left"/>
+      <w:pPr>
+        <w:ind w:left="5760" w:hanging="360"/>
+      </w:pPr>
+      <w:rPr>
+        <w:rFonts w:hint="default" w:ascii="Courier New" w:hAnsi="Courier New"/>
+      </w:rPr>
+    </w:lvl>
+    <w:lvl w:ilvl="8" w:tplc="F4F03506">
+      <w:start w:val="1"/>
+      <w:numFmt w:val="bullet"/>
+      <w:lvlText w:val=""/>
+      <w:lvlJc w:val="left"/>
+      <w:pPr>
+        <w:ind w:left="6480" w:hanging="360"/>
+      </w:pPr>
+      <w:rPr>
+        <w:rFonts w:hint="default" w:ascii="Wingdings" w:hAnsi="Wingdings"/>
+      </w:rPr>
+    </w:lvl>
+  </w:abstractNum>
+  <w:abstractNum w:abstractNumId="1" w15:restartNumberingAfterBreak="0">
+    <w:nsid w:val="48C35EA1"/>
+    <w:multiLevelType w:val="hybridMultilevel"/>
+    <w:tmpl w:val="20EAF140"/>
+    <w:lvl w:ilvl="0" w:tplc="D8F60234">
+      <w:start w:val="1"/>
+      <w:numFmt w:val="bullet"/>
+      <w:lvlText w:val=""/>
+      <w:lvlJc w:val="left"/>
+      <w:pPr>
+        <w:ind w:left="720" w:hanging="360"/>
+      </w:pPr>
+      <w:rPr>
+        <w:rFonts w:hint="default" w:ascii="Symbol" w:hAnsi="Symbol"/>
+      </w:rPr>
+    </w:lvl>
+    <w:lvl w:ilvl="1" w:tplc="F19C9398">
+      <w:start w:val="1"/>
+      <w:numFmt w:val="bullet"/>
+      <w:lvlText w:val="o"/>
+      <w:lvlJc w:val="left"/>
+      <w:pPr>
+        <w:ind w:left="1440" w:hanging="360"/>
+      </w:pPr>
+      <w:rPr>
+        <w:rFonts w:hint="default" w:ascii="Courier New" w:hAnsi="Courier New"/>
+      </w:rPr>
+    </w:lvl>
+    <w:lvl w:ilvl="2" w:tplc="AA7249B2">
+      <w:start w:val="1"/>
+      <w:numFmt w:val="bullet"/>
+      <w:lvlText w:val=""/>
+      <w:lvlJc w:val="left"/>
+      <w:pPr>
+        <w:ind w:left="2160" w:hanging="360"/>
+      </w:pPr>
+      <w:rPr>
+        <w:rFonts w:hint="default" w:ascii="Wingdings" w:hAnsi="Wingdings"/>
+      </w:rPr>
+    </w:lvl>
+    <w:lvl w:ilvl="3" w:tplc="8C366916">
+      <w:start w:val="1"/>
+      <w:numFmt w:val="bullet"/>
+      <w:lvlText w:val=""/>
+      <w:lvlJc w:val="left"/>
+      <w:pPr>
+        <w:ind w:left="2880" w:hanging="360"/>
+      </w:pPr>
+      <w:rPr>
+        <w:rFonts w:hint="default" w:ascii="Symbol" w:hAnsi="Symbol"/>
+      </w:rPr>
+    </w:lvl>
+    <w:lvl w:ilvl="4" w:tplc="ED9ADE12">
+      <w:start w:val="1"/>
+      <w:numFmt w:val="bullet"/>
+      <w:lvlText w:val="o"/>
+      <w:lvlJc w:val="left"/>
+      <w:pPr>
+        <w:ind w:left="3600" w:hanging="360"/>
+      </w:pPr>
+      <w:rPr>
+        <w:rFonts w:hint="default" w:ascii="Courier New" w:hAnsi="Courier New"/>
+      </w:rPr>
+    </w:lvl>
+    <w:lvl w:ilvl="5" w:tplc="DA6626F0">
+      <w:start w:val="1"/>
+      <w:numFmt w:val="bullet"/>
+      <w:lvlText w:val=""/>
+      <w:lvlJc w:val="left"/>
+      <w:pPr>
+        <w:ind w:left="4320" w:hanging="360"/>
+      </w:pPr>
+      <w:rPr>
+        <w:rFonts w:hint="default" w:ascii="Wingdings" w:hAnsi="Wingdings"/>
+      </w:rPr>
+    </w:lvl>
+    <w:lvl w:ilvl="6" w:tplc="4702652E">
+      <w:start w:val="1"/>
+      <w:numFmt w:val="bullet"/>
+      <w:lvlText w:val=""/>
+      <w:lvlJc w:val="left"/>
+      <w:pPr>
+        <w:ind w:left="5040" w:hanging="360"/>
+      </w:pPr>
+      <w:rPr>
+        <w:rFonts w:hint="default" w:ascii="Symbol" w:hAnsi="Symbol"/>
+      </w:rPr>
+    </w:lvl>
+    <w:lvl w:ilvl="7" w:tplc="04A6D3FE">
+      <w:start w:val="1"/>
+      <w:numFmt w:val="bullet"/>
+      <w:lvlText w:val="o"/>
+      <w:lvlJc w:val="left"/>
+      <w:pPr>
+        <w:ind w:left="5760" w:hanging="360"/>
+      </w:pPr>
+      <w:rPr>
+        <w:rFonts w:hint="default" w:ascii="Courier New" w:hAnsi="Courier New"/>
+      </w:rPr>
+    </w:lvl>
+    <w:lvl w:ilvl="8" w:tplc="411C4E7C">
+      <w:start w:val="1"/>
+      <w:numFmt w:val="bullet"/>
+      <w:lvlText w:val=""/>
+      <w:lvlJc w:val="left"/>
+      <w:pPr>
+        <w:ind w:left="6480" w:hanging="360"/>
+      </w:pPr>
+      <w:rPr>
+        <w:rFonts w:hint="default" w:ascii="Wingdings" w:hAnsi="Wingdings"/>
+      </w:rPr>
+    </w:lvl>
+  </w:abstractNum>
+  <w:abstractNum w:abstractNumId="2" w15:restartNumberingAfterBreak="0">
     <w:nsid w:val="4EEE4105"/>
     <w:multiLevelType w:val="hybridMultilevel"/>
     <w:tmpl w:val="7CAC47EE"/>
@@ -2164,8 +2314,14 @@
       </w:pPr>
     </w:lvl>
   </w:abstractNum>
-  <w:num w:numId="1" w16cid:durableId="504175475">
+  <w:num w:numId="1" w16cid:durableId="1181892196">
+    <w:abstractNumId w:val="1"/>
+  </w:num>
+  <w:num w:numId="2" w16cid:durableId="1697849675">
     <w:abstractNumId w:val="0"/>
+  </w:num>
+  <w:num w:numId="3" w16cid:durableId="504175475">
+    <w:abstractNumId w:val="2"/>
   </w:num>
 </w:numbering>
 </file>
@@ -2175,7 +2331,7 @@
   <w:docDefaults>
     <w:rPrDefault>
       <w:rPr>
-        <w:rFonts w:asciiTheme="minorHAnsi" w:eastAsiaTheme="minorHAnsi" w:hAnsiTheme="minorHAnsi" w:cstheme="minorBidi"/>
+        <w:rFonts w:asciiTheme="minorHAnsi" w:hAnsiTheme="minorHAnsi" w:eastAsiaTheme="minorHAnsi" w:cstheme="minorBidi"/>
         <w:kern w:val="2"/>
         <w:sz w:val="22"/>
         <w:szCs w:val="22"/>
@@ -2192,14 +2348,14 @@
   <w:latentStyles w:defLockedState="0" w:defUIPriority="99" w:defSemiHidden="0" w:defUnhideWhenUsed="0" w:defQFormat="0" w:count="376">
     <w:lsdException w:name="Normal" w:uiPriority="0" w:qFormat="1"/>
     <w:lsdException w:name="heading 1" w:uiPriority="9" w:qFormat="1"/>
-    <w:lsdException w:name="heading 2" w:semiHidden="1" w:uiPriority="9" w:unhideWhenUsed="1" w:qFormat="1"/>
-    <w:lsdException w:name="heading 3" w:semiHidden="1" w:uiPriority="9" w:unhideWhenUsed="1" w:qFormat="1"/>
-    <w:lsdException w:name="heading 4" w:semiHidden="1" w:uiPriority="9" w:unhideWhenUsed="1" w:qFormat="1"/>
-    <w:lsdException w:name="heading 5" w:semiHidden="1" w:uiPriority="9" w:unhideWhenUsed="1" w:qFormat="1"/>
-    <w:lsdException w:name="heading 6" w:semiHidden="1" w:uiPriority="9" w:unhideWhenUsed="1" w:qFormat="1"/>
-    <w:lsdException w:name="heading 7" w:semiHidden="1" w:uiPriority="9" w:unhideWhenUsed="1" w:qFormat="1"/>
-    <w:lsdException w:name="heading 8" w:semiHidden="1" w:uiPriority="9" w:unhideWhenUsed="1" w:qFormat="1"/>
-    <w:lsdException w:name="heading 9" w:semiHidden="1" w:uiPriority="9" w:unhideWhenUsed="1" w:qFormat="1"/>
+    <w:lsdException w:name="heading 2" w:uiPriority="9" w:semiHidden="1" w:unhideWhenUsed="1" w:qFormat="1"/>
+    <w:lsdException w:name="heading 3" w:uiPriority="9" w:semiHidden="1" w:unhideWhenUsed="1" w:qFormat="1"/>
+    <w:lsdException w:name="heading 4" w:uiPriority="9" w:semiHidden="1" w:unhideWhenUsed="1" w:qFormat="1"/>
+    <w:lsdException w:name="heading 5" w:uiPriority="9" w:semiHidden="1" w:unhideWhenUsed="1" w:qFormat="1"/>
+    <w:lsdException w:name="heading 6" w:uiPriority="9" w:semiHidden="1" w:unhideWhenUsed="1" w:qFormat="1"/>
+    <w:lsdException w:name="heading 7" w:uiPriority="9" w:semiHidden="1" w:unhideWhenUsed="1" w:qFormat="1"/>
+    <w:lsdException w:name="heading 8" w:uiPriority="9" w:semiHidden="1" w:unhideWhenUsed="1" w:qFormat="1"/>
+    <w:lsdException w:name="heading 9" w:uiPriority="9" w:semiHidden="1" w:unhideWhenUsed="1" w:qFormat="1"/>
     <w:lsdException w:name="index 1" w:semiHidden="1" w:unhideWhenUsed="1"/>
     <w:lsdException w:name="index 2" w:semiHidden="1" w:unhideWhenUsed="1"/>
     <w:lsdException w:name="index 3" w:semiHidden="1" w:unhideWhenUsed="1"/>
@@ -2209,22 +2365,22 @@
     <w:lsdException w:name="index 7" w:semiHidden="1" w:unhideWhenUsed="1"/>
     <w:lsdException w:name="index 8" w:semiHidden="1" w:unhideWhenUsed="1"/>
     <w:lsdException w:name="index 9" w:semiHidden="1" w:unhideWhenUsed="1"/>
-    <w:lsdException w:name="toc 1" w:semiHidden="1" w:uiPriority="39" w:unhideWhenUsed="1"/>
-    <w:lsdException w:name="toc 2" w:semiHidden="1" w:uiPriority="39" w:unhideWhenUsed="1"/>
-    <w:lsdException w:name="toc 3" w:semiHidden="1" w:uiPriority="39" w:unhideWhenUsed="1"/>
-    <w:lsdException w:name="toc 4" w:semiHidden="1" w:uiPriority="39" w:unhideWhenUsed="1"/>
-    <w:lsdException w:name="toc 5" w:semiHidden="1" w:uiPriority="39" w:unhideWhenUsed="1"/>
-    <w:lsdException w:name="toc 6" w:semiHidden="1" w:uiPriority="39" w:unhideWhenUsed="1"/>
-    <w:lsdException w:name="toc 7" w:semiHidden="1" w:uiPriority="39" w:unhideWhenUsed="1"/>
-    <w:lsdException w:name="toc 8" w:semiHidden="1" w:uiPriority="39" w:unhideWhenUsed="1"/>
-    <w:lsdException w:name="toc 9" w:semiHidden="1" w:uiPriority="39" w:unhideWhenUsed="1"/>
+    <w:lsdException w:name="toc 1" w:uiPriority="39" w:semiHidden="1" w:unhideWhenUsed="1"/>
+    <w:lsdException w:name="toc 2" w:uiPriority="39" w:semiHidden="1" w:unhideWhenUsed="1"/>
+    <w:lsdException w:name="toc 3" w:uiPriority="39" w:semiHidden="1" w:unhideWhenUsed="1"/>
+    <w:lsdException w:name="toc 4" w:uiPriority="39" w:semiHidden="1" w:unhideWhenUsed="1"/>
+    <w:lsdException w:name="toc 5" w:uiPriority="39" w:semiHidden="1" w:unhideWhenUsed="1"/>
+    <w:lsdException w:name="toc 6" w:uiPriority="39" w:semiHidden="1" w:unhideWhenUsed="1"/>
+    <w:lsdException w:name="toc 7" w:uiPriority="39" w:semiHidden="1" w:unhideWhenUsed="1"/>
+    <w:lsdException w:name="toc 8" w:uiPriority="39" w:semiHidden="1" w:unhideWhenUsed="1"/>
+    <w:lsdException w:name="toc 9" w:uiPriority="39" w:semiHidden="1" w:unhideWhenUsed="1"/>
     <w:lsdException w:name="Normal Indent" w:semiHidden="1" w:unhideWhenUsed="1"/>
     <w:lsdException w:name="footnote text" w:semiHidden="1" w:unhideWhenUsed="1"/>
     <w:lsdException w:name="annotation text" w:semiHidden="1" w:unhideWhenUsed="1"/>
     <w:lsdException w:name="header" w:semiHidden="1" w:unhideWhenUsed="1"/>
     <w:lsdException w:name="footer" w:semiHidden="1" w:unhideWhenUsed="1"/>
     <w:lsdException w:name="index heading" w:semiHidden="1" w:unhideWhenUsed="1"/>
-    <w:lsdException w:name="caption" w:semiHidden="1" w:uiPriority="35" w:unhideWhenUsed="1" w:qFormat="1"/>
+    <w:lsdException w:name="caption" w:uiPriority="35" w:semiHidden="1" w:unhideWhenUsed="1" w:qFormat="1"/>
     <w:lsdException w:name="table of figures" w:semiHidden="1" w:unhideWhenUsed="1"/>
     <w:lsdException w:name="envelope address" w:semiHidden="1" w:unhideWhenUsed="1"/>
     <w:lsdException w:name="envelope return" w:semiHidden="1" w:unhideWhenUsed="1"/>
@@ -2255,7 +2411,7 @@
     <w:lsdException w:name="Title" w:uiPriority="10" w:qFormat="1"/>
     <w:lsdException w:name="Closing" w:semiHidden="1" w:unhideWhenUsed="1"/>
     <w:lsdException w:name="Signature" w:semiHidden="1" w:unhideWhenUsed="1"/>
-    <w:lsdException w:name="Default Paragraph Font" w:semiHidden="1" w:uiPriority="1" w:unhideWhenUsed="1"/>
+    <w:lsdException w:name="Default Paragraph Font" w:uiPriority="1" w:semiHidden="1" w:unhideWhenUsed="1"/>
     <w:lsdException w:name="Body Text" w:semiHidden="1" w:unhideWhenUsed="1"/>
     <w:lsdException w:name="Body Text Indent" w:semiHidden="1" w:unhideWhenUsed="1"/>
     <w:lsdException w:name="List Continue" w:semiHidden="1" w:unhideWhenUsed="1"/>
@@ -2455,8 +2611,8 @@
     <w:lsdException w:name="Subtle Reference" w:uiPriority="31" w:qFormat="1"/>
     <w:lsdException w:name="Intense Reference" w:uiPriority="32" w:qFormat="1"/>
     <w:lsdException w:name="Book Title" w:uiPriority="33" w:qFormat="1"/>
-    <w:lsdException w:name="Bibliography" w:semiHidden="1" w:uiPriority="37" w:unhideWhenUsed="1"/>
-    <w:lsdException w:name="TOC Heading" w:semiHidden="1" w:uiPriority="39" w:unhideWhenUsed="1" w:qFormat="1"/>
+    <w:lsdException w:name="Bibliography" w:uiPriority="37" w:semiHidden="1" w:unhideWhenUsed="1"/>
+    <w:lsdException w:name="TOC Heading" w:uiPriority="39" w:semiHidden="1" w:unhideWhenUsed="1" w:qFormat="1"/>
     <w:lsdException w:name="Plain Table 1" w:uiPriority="41"/>
     <w:lsdException w:name="Plain Table 2" w:uiPriority="42"/>
     <w:lsdException w:name="Plain Table 3" w:uiPriority="43"/>
@@ -2567,16 +2723,16 @@
     <w:lsdException w:name="Unresolved Mention" w:semiHidden="1" w:unhideWhenUsed="1"/>
     <w:lsdException w:name="Smart Link" w:semiHidden="1" w:unhideWhenUsed="1"/>
   </w:latentStyles>
-  <w:style w:type="paragraph" w:default="1" w:styleId="Normal">
+  <w:style w:type="paragraph" w:styleId="Normal" w:default="1">
     <w:name w:val="Normal"/>
     <w:unhideWhenUsed/>
     <w:rsid w:val="00F103F5"/>
   </w:style>
-  <w:style w:type="paragraph" w:styleId="Ttulo1">
+  <w:style w:type="paragraph" w:styleId="Heading1">
     <w:name w:val="heading 1"/>
     <w:basedOn w:val="Normal"/>
     <w:next w:val="Normal"/>
-    <w:link w:val="Ttulo1Car"/>
+    <w:link w:val="Heading1Char"/>
     <w:uiPriority w:val="9"/>
     <w:qFormat/>
     <w:rsid w:val="005F3582"/>
@@ -2587,17 +2743,17 @@
       <w:outlineLvl w:val="0"/>
     </w:pPr>
     <w:rPr>
-      <w:rFonts w:asciiTheme="majorHAnsi" w:eastAsiaTheme="majorEastAsia" w:hAnsiTheme="majorHAnsi" w:cstheme="majorBidi"/>
+      <w:rFonts w:asciiTheme="majorHAnsi" w:hAnsiTheme="majorHAnsi" w:eastAsiaTheme="majorEastAsia" w:cstheme="majorBidi"/>
       <w:color w:val="0F4761" w:themeColor="accent1" w:themeShade="BF"/>
       <w:sz w:val="40"/>
       <w:szCs w:val="40"/>
     </w:rPr>
   </w:style>
-  <w:style w:type="paragraph" w:styleId="Ttulo2">
+  <w:style w:type="paragraph" w:styleId="Heading2">
     <w:name w:val="heading 2"/>
     <w:basedOn w:val="Normal"/>
     <w:next w:val="Normal"/>
-    <w:link w:val="Ttulo2Car"/>
+    <w:link w:val="Heading2Char"/>
     <w:uiPriority w:val="9"/>
     <w:semiHidden/>
     <w:unhideWhenUsed/>
@@ -2610,17 +2766,17 @@
       <w:outlineLvl w:val="1"/>
     </w:pPr>
     <w:rPr>
-      <w:rFonts w:asciiTheme="majorHAnsi" w:eastAsiaTheme="majorEastAsia" w:hAnsiTheme="majorHAnsi" w:cstheme="majorBidi"/>
+      <w:rFonts w:asciiTheme="majorHAnsi" w:hAnsiTheme="majorHAnsi" w:eastAsiaTheme="majorEastAsia" w:cstheme="majorBidi"/>
       <w:color w:val="0F4761" w:themeColor="accent1" w:themeShade="BF"/>
       <w:sz w:val="32"/>
       <w:szCs w:val="32"/>
     </w:rPr>
   </w:style>
-  <w:style w:type="paragraph" w:styleId="Ttulo3">
+  <w:style w:type="paragraph" w:styleId="Heading3">
     <w:name w:val="heading 3"/>
     <w:basedOn w:val="Normal"/>
     <w:next w:val="Normal"/>
-    <w:link w:val="Ttulo3Car"/>
+    <w:link w:val="Heading3Char"/>
     <w:uiPriority w:val="9"/>
     <w:semiHidden/>
     <w:unhideWhenUsed/>
@@ -2639,11 +2795,11 @@
       <w:szCs w:val="28"/>
     </w:rPr>
   </w:style>
-  <w:style w:type="paragraph" w:styleId="Ttulo4">
+  <w:style w:type="paragraph" w:styleId="Heading4">
     <w:name w:val="heading 4"/>
     <w:basedOn w:val="Normal"/>
     <w:next w:val="Normal"/>
-    <w:link w:val="Ttulo4Car"/>
+    <w:link w:val="Heading4Char"/>
     <w:uiPriority w:val="9"/>
     <w:semiHidden/>
     <w:unhideWhenUsed/>
@@ -2662,11 +2818,11 @@
       <w:color w:val="0F4761" w:themeColor="accent1" w:themeShade="BF"/>
     </w:rPr>
   </w:style>
-  <w:style w:type="paragraph" w:styleId="Ttulo5">
+  <w:style w:type="paragraph" w:styleId="Heading5">
     <w:name w:val="heading 5"/>
     <w:basedOn w:val="Normal"/>
     <w:next w:val="Normal"/>
-    <w:link w:val="Ttulo5Car"/>
+    <w:link w:val="Heading5Char"/>
     <w:uiPriority w:val="9"/>
     <w:semiHidden/>
     <w:unhideWhenUsed/>
@@ -2683,11 +2839,11 @@
       <w:color w:val="0F4761" w:themeColor="accent1" w:themeShade="BF"/>
     </w:rPr>
   </w:style>
-  <w:style w:type="paragraph" w:styleId="Ttulo6">
+  <w:style w:type="paragraph" w:styleId="Heading6">
     <w:name w:val="heading 6"/>
     <w:basedOn w:val="Normal"/>
     <w:next w:val="Normal"/>
-    <w:link w:val="Ttulo6Car"/>
+    <w:link w:val="Heading6Char"/>
     <w:uiPriority w:val="9"/>
     <w:semiHidden/>
     <w:unhideWhenUsed/>
@@ -2706,11 +2862,11 @@
       <w:color w:val="595959" w:themeColor="text1" w:themeTint="A6"/>
     </w:rPr>
   </w:style>
-  <w:style w:type="paragraph" w:styleId="Ttulo7">
+  <w:style w:type="paragraph" w:styleId="Heading7">
     <w:name w:val="heading 7"/>
     <w:basedOn w:val="Normal"/>
     <w:next w:val="Normal"/>
-    <w:link w:val="Ttulo7Car"/>
+    <w:link w:val="Heading7Char"/>
     <w:uiPriority w:val="9"/>
     <w:semiHidden/>
     <w:unhideWhenUsed/>
@@ -2727,11 +2883,11 @@
       <w:color w:val="595959" w:themeColor="text1" w:themeTint="A6"/>
     </w:rPr>
   </w:style>
-  <w:style w:type="paragraph" w:styleId="Ttulo8">
+  <w:style w:type="paragraph" w:styleId="Heading8">
     <w:name w:val="heading 8"/>
     <w:basedOn w:val="Normal"/>
     <w:next w:val="Normal"/>
-    <w:link w:val="Ttulo8Car"/>
+    <w:link w:val="Heading8Char"/>
     <w:uiPriority w:val="9"/>
     <w:semiHidden/>
     <w:unhideWhenUsed/>
@@ -2750,11 +2906,11 @@
       <w:color w:val="272727" w:themeColor="text1" w:themeTint="D8"/>
     </w:rPr>
   </w:style>
-  <w:style w:type="paragraph" w:styleId="Ttulo9">
+  <w:style w:type="paragraph" w:styleId="Heading9">
     <w:name w:val="heading 9"/>
     <w:basedOn w:val="Normal"/>
     <w:next w:val="Normal"/>
-    <w:link w:val="Ttulo9Car"/>
+    <w:link w:val="Heading9Char"/>
     <w:uiPriority w:val="9"/>
     <w:semiHidden/>
     <w:unhideWhenUsed/>
@@ -2771,13 +2927,13 @@
       <w:color w:val="272727" w:themeColor="text1" w:themeTint="D8"/>
     </w:rPr>
   </w:style>
-  <w:style w:type="character" w:default="1" w:styleId="Fuentedeprrafopredeter">
+  <w:style w:type="character" w:styleId="DefaultParagraphFont" w:default="1">
     <w:name w:val="Default Paragraph Font"/>
     <w:uiPriority w:val="1"/>
     <w:semiHidden/>
     <w:unhideWhenUsed/>
   </w:style>
-  <w:style w:type="table" w:default="1" w:styleId="Tablanormal">
+  <w:style w:type="table" w:styleId="TableNormal" w:default="1">
     <w:name w:val="Normal Table"/>
     <w:uiPriority w:val="99"/>
     <w:semiHidden/>
@@ -2792,43 +2948,43 @@
       </w:tblCellMar>
     </w:tblPr>
   </w:style>
-  <w:style w:type="numbering" w:default="1" w:styleId="Sinlista">
+  <w:style w:type="numbering" w:styleId="NoList" w:default="1">
     <w:name w:val="No List"/>
     <w:uiPriority w:val="99"/>
     <w:semiHidden/>
     <w:unhideWhenUsed/>
   </w:style>
-  <w:style w:type="character" w:customStyle="1" w:styleId="Ttulo1Car">
-    <w:name w:val="Título 1 Car"/>
-    <w:basedOn w:val="Fuentedeprrafopredeter"/>
-    <w:link w:val="Ttulo1"/>
+  <w:style w:type="character" w:styleId="Heading1Char" w:customStyle="1">
+    <w:name w:val="Heading 1 Char"/>
+    <w:basedOn w:val="DefaultParagraphFont"/>
+    <w:link w:val="Heading1"/>
     <w:uiPriority w:val="9"/>
     <w:rsid w:val="005F3582"/>
     <w:rPr>
-      <w:rFonts w:asciiTheme="majorHAnsi" w:eastAsiaTheme="majorEastAsia" w:hAnsiTheme="majorHAnsi" w:cstheme="majorBidi"/>
+      <w:rFonts w:asciiTheme="majorHAnsi" w:hAnsiTheme="majorHAnsi" w:eastAsiaTheme="majorEastAsia" w:cstheme="majorBidi"/>
       <w:color w:val="0F4761" w:themeColor="accent1" w:themeShade="BF"/>
       <w:sz w:val="40"/>
       <w:szCs w:val="40"/>
     </w:rPr>
   </w:style>
-  <w:style w:type="character" w:customStyle="1" w:styleId="Ttulo2Car">
-    <w:name w:val="Título 2 Car"/>
-    <w:basedOn w:val="Fuentedeprrafopredeter"/>
-    <w:link w:val="Ttulo2"/>
+  <w:style w:type="character" w:styleId="Heading2Char" w:customStyle="1">
+    <w:name w:val="Heading 2 Char"/>
+    <w:basedOn w:val="DefaultParagraphFont"/>
+    <w:link w:val="Heading2"/>
     <w:uiPriority w:val="9"/>
     <w:semiHidden/>
     <w:rsid w:val="005F3582"/>
     <w:rPr>
-      <w:rFonts w:asciiTheme="majorHAnsi" w:eastAsiaTheme="majorEastAsia" w:hAnsiTheme="majorHAnsi" w:cstheme="majorBidi"/>
+      <w:rFonts w:asciiTheme="majorHAnsi" w:hAnsiTheme="majorHAnsi" w:eastAsiaTheme="majorEastAsia" w:cstheme="majorBidi"/>
       <w:color w:val="0F4761" w:themeColor="accent1" w:themeShade="BF"/>
       <w:sz w:val="32"/>
       <w:szCs w:val="32"/>
     </w:rPr>
   </w:style>
-  <w:style w:type="character" w:customStyle="1" w:styleId="Ttulo3Car">
-    <w:name w:val="Título 3 Car"/>
-    <w:basedOn w:val="Fuentedeprrafopredeter"/>
-    <w:link w:val="Ttulo3"/>
+  <w:style w:type="character" w:styleId="Heading3Char" w:customStyle="1">
+    <w:name w:val="Heading 3 Char"/>
+    <w:basedOn w:val="DefaultParagraphFont"/>
+    <w:link w:val="Heading3"/>
     <w:uiPriority w:val="9"/>
     <w:semiHidden/>
     <w:rsid w:val="005F3582"/>
@@ -2839,10 +2995,10 @@
       <w:szCs w:val="28"/>
     </w:rPr>
   </w:style>
-  <w:style w:type="character" w:customStyle="1" w:styleId="Ttulo4Car">
-    <w:name w:val="Título 4 Car"/>
-    <w:basedOn w:val="Fuentedeprrafopredeter"/>
-    <w:link w:val="Ttulo4"/>
+  <w:style w:type="character" w:styleId="Heading4Char" w:customStyle="1">
+    <w:name w:val="Heading 4 Char"/>
+    <w:basedOn w:val="DefaultParagraphFont"/>
+    <w:link w:val="Heading4"/>
     <w:uiPriority w:val="9"/>
     <w:semiHidden/>
     <w:rsid w:val="005F3582"/>
@@ -2853,10 +3009,10 @@
       <w:color w:val="0F4761" w:themeColor="accent1" w:themeShade="BF"/>
     </w:rPr>
   </w:style>
-  <w:style w:type="character" w:customStyle="1" w:styleId="Ttulo5Car">
-    <w:name w:val="Título 5 Car"/>
-    <w:basedOn w:val="Fuentedeprrafopredeter"/>
-    <w:link w:val="Ttulo5"/>
+  <w:style w:type="character" w:styleId="Heading5Char" w:customStyle="1">
+    <w:name w:val="Heading 5 Char"/>
+    <w:basedOn w:val="DefaultParagraphFont"/>
+    <w:link w:val="Heading5"/>
     <w:uiPriority w:val="9"/>
     <w:semiHidden/>
     <w:rsid w:val="005F3582"/>
@@ -2865,10 +3021,10 @@
       <w:color w:val="0F4761" w:themeColor="accent1" w:themeShade="BF"/>
     </w:rPr>
   </w:style>
-  <w:style w:type="character" w:customStyle="1" w:styleId="Ttulo6Car">
-    <w:name w:val="Título 6 Car"/>
-    <w:basedOn w:val="Fuentedeprrafopredeter"/>
-    <w:link w:val="Ttulo6"/>
+  <w:style w:type="character" w:styleId="Heading6Char" w:customStyle="1">
+    <w:name w:val="Heading 6 Char"/>
+    <w:basedOn w:val="DefaultParagraphFont"/>
+    <w:link w:val="Heading6"/>
     <w:uiPriority w:val="9"/>
     <w:semiHidden/>
     <w:rsid w:val="005F3582"/>
@@ -2879,10 +3035,10 @@
       <w:color w:val="595959" w:themeColor="text1" w:themeTint="A6"/>
     </w:rPr>
   </w:style>
-  <w:style w:type="character" w:customStyle="1" w:styleId="Ttulo7Car">
-    <w:name w:val="Título 7 Car"/>
-    <w:basedOn w:val="Fuentedeprrafopredeter"/>
-    <w:link w:val="Ttulo7"/>
+  <w:style w:type="character" w:styleId="Heading7Char" w:customStyle="1">
+    <w:name w:val="Heading 7 Char"/>
+    <w:basedOn w:val="DefaultParagraphFont"/>
+    <w:link w:val="Heading7"/>
     <w:uiPriority w:val="9"/>
     <w:semiHidden/>
     <w:rsid w:val="005F3582"/>
@@ -2891,10 +3047,10 @@
       <w:color w:val="595959" w:themeColor="text1" w:themeTint="A6"/>
     </w:rPr>
   </w:style>
-  <w:style w:type="character" w:customStyle="1" w:styleId="Ttulo8Car">
-    <w:name w:val="Título 8 Car"/>
-    <w:basedOn w:val="Fuentedeprrafopredeter"/>
-    <w:link w:val="Ttulo8"/>
+  <w:style w:type="character" w:styleId="Heading8Char" w:customStyle="1">
+    <w:name w:val="Heading 8 Char"/>
+    <w:basedOn w:val="DefaultParagraphFont"/>
+    <w:link w:val="Heading8"/>
     <w:uiPriority w:val="9"/>
     <w:semiHidden/>
     <w:rsid w:val="005F3582"/>
@@ -2905,10 +3061,10 @@
       <w:color w:val="272727" w:themeColor="text1" w:themeTint="D8"/>
     </w:rPr>
   </w:style>
-  <w:style w:type="character" w:customStyle="1" w:styleId="Ttulo9Car">
-    <w:name w:val="Título 9 Car"/>
-    <w:basedOn w:val="Fuentedeprrafopredeter"/>
-    <w:link w:val="Ttulo9"/>
+  <w:style w:type="character" w:styleId="Heading9Char" w:customStyle="1">
+    <w:name w:val="Heading 9 Char"/>
+    <w:basedOn w:val="DefaultParagraphFont"/>
+    <w:link w:val="Heading9"/>
     <w:uiPriority w:val="9"/>
     <w:semiHidden/>
     <w:rsid w:val="005F3582"/>
@@ -2917,7 +3073,7 @@
       <w:color w:val="272727" w:themeColor="text1" w:themeTint="D8"/>
     </w:rPr>
   </w:style>
-  <w:style w:type="paragraph" w:styleId="Prrafodelista">
+  <w:style w:type="paragraph" w:styleId="ListParagraph">
     <w:name w:val="List Paragraph"/>
     <w:basedOn w:val="Normal"/>
     <w:uiPriority w:val="34"/>
@@ -2928,9 +3084,9 @@
       <w:contextualSpacing/>
     </w:pPr>
   </w:style>
-  <w:style w:type="character" w:styleId="nfasisintenso">
+  <w:style w:type="character" w:styleId="IntenseEmphasis">
     <w:name w:val="Intense Emphasis"/>
-    <w:basedOn w:val="Fuentedeprrafopredeter"/>
+    <w:basedOn w:val="DefaultParagraphFont"/>
     <w:uiPriority w:val="21"/>
     <w:qFormat/>
     <w:rsid w:val="005F3582"/>
@@ -2940,9 +3096,9 @@
       <w:color w:val="0F4761" w:themeColor="accent1" w:themeShade="BF"/>
     </w:rPr>
   </w:style>
-  <w:style w:type="character" w:styleId="Referenciaintensa">
+  <w:style w:type="character" w:styleId="IntenseReference">
     <w:name w:val="Intense Reference"/>
-    <w:basedOn w:val="Fuentedeprrafopredeter"/>
+    <w:basedOn w:val="DefaultParagraphFont"/>
     <w:uiPriority w:val="32"/>
     <w:qFormat/>
     <w:rsid w:val="005F3582"/>
@@ -2954,9 +3110,9 @@
       <w:spacing w:val="5"/>
     </w:rPr>
   </w:style>
-  <w:style w:type="character" w:styleId="Hipervnculo">
+  <w:style w:type="character" w:styleId="Hyperlink">
     <w:name w:val="Hyperlink"/>
-    <w:basedOn w:val="Fuentedeprrafopredeter"/>
+    <w:basedOn w:val="DefaultParagraphFont"/>
     <w:uiPriority w:val="99"/>
     <w:unhideWhenUsed/>
     <w:rsid w:val="00006B2A"/>
@@ -2965,9 +3121,9 @@
       <w:u w:val="single"/>
     </w:rPr>
   </w:style>
-  <w:style w:type="character" w:styleId="Mencinsinresolver">
+  <w:style w:type="character" w:styleId="UnresolvedMention">
     <w:name w:val="Unresolved Mention"/>
-    <w:basedOn w:val="Fuentedeprrafopredeter"/>
+    <w:basedOn w:val="DefaultParagraphFont"/>
     <w:uiPriority w:val="99"/>
     <w:semiHidden/>
     <w:unhideWhenUsed/>
@@ -2977,9 +3133,9 @@
       <w:shd w:val="clear" w:color="auto" w:fill="E1DFDD"/>
     </w:rPr>
   </w:style>
-  <w:style w:type="table" w:styleId="Tablaconcuadrcula">
+  <w:style w:type="table" w:styleId="TableGrid">
     <w:name w:val="Table Grid"/>
-    <w:basedOn w:val="Tablanormal"/>
+    <w:basedOn w:val="TableNormal"/>
     <w:uiPriority w:val="59"/>
     <w:rsid w:val="00FB4123"/>
     <w:pPr>
@@ -2987,16 +3143,16 @@
     </w:pPr>
     <w:tblPr>
       <w:tblBorders>
-        <w:top w:val="single" w:sz="4" w:space="0" w:color="000000" w:themeColor="text1"/>
-        <w:left w:val="single" w:sz="4" w:space="0" w:color="000000" w:themeColor="text1"/>
-        <w:bottom w:val="single" w:sz="4" w:space="0" w:color="000000" w:themeColor="text1"/>
-        <w:right w:val="single" w:sz="4" w:space="0" w:color="000000" w:themeColor="text1"/>
-        <w:insideH w:val="single" w:sz="4" w:space="0" w:color="000000" w:themeColor="text1"/>
-        <w:insideV w:val="single" w:sz="4" w:space="0" w:color="000000" w:themeColor="text1"/>
+        <w:top w:val="single" w:color="000000" w:themeColor="text1" w:sz="4" w:space="0"/>
+        <w:left w:val="single" w:color="000000" w:themeColor="text1" w:sz="4" w:space="0"/>
+        <w:bottom w:val="single" w:color="000000" w:themeColor="text1" w:sz="4" w:space="0"/>
+        <w:right w:val="single" w:color="000000" w:themeColor="text1" w:sz="4" w:space="0"/>
+        <w:insideH w:val="single" w:color="000000" w:themeColor="text1" w:sz="4" w:space="0"/>
+        <w:insideV w:val="single" w:color="000000" w:themeColor="text1" w:sz="4" w:space="0"/>
       </w:tblBorders>
     </w:tblPr>
   </w:style>
-  <w:style w:type="paragraph" w:styleId="Descripcin">
+  <w:style w:type="paragraph" w:styleId="Caption">
     <w:name w:val="caption"/>
     <w:basedOn w:val="Normal"/>
     <w:next w:val="Normal"/>
@@ -3019,7 +3175,7 @@
 </file>
 
 <file path=word/theme/theme1.xml><?xml version="1.0" encoding="utf-8"?>
-<a:theme xmlns:a="http://schemas.openxmlformats.org/drawingml/2006/main" name="Tema de Office">
+<a:theme xmlns:a="http://schemas.openxmlformats.org/drawingml/2006/main" xmlns:thm15="http://schemas.microsoft.com/office/thememl/2012/main" name="Tema de Office">
   <a:themeElements>
     <a:clrScheme name="Office">
       <a:dk1>
@@ -3314,6 +3470,15 @@
 </file>
 
 <file path=customXml/item1.xml><?xml version="1.0" encoding="utf-8"?>
+<?mso-contentType ?>
+<FormTemplates xmlns="http://schemas.microsoft.com/sharepoint/v3/contenttype/forms">
+  <Display>DocumentLibraryForm</Display>
+  <Edit>DocumentLibraryForm</Edit>
+  <New>DocumentLibraryForm</New>
+</FormTemplates>
+</file>
+
+<file path=customXml/item2.xml><?xml version="1.0" encoding="utf-8"?>
 <ct:contentTypeSchema xmlns:ct="http://schemas.microsoft.com/office/2006/metadata/contentType" xmlns:ma="http://schemas.microsoft.com/office/2006/metadata/properties/metaAttributes" ct:_="" ma:_="" ma:contentTypeName="Document" ma:contentTypeID="0x01010008FB866D4CC9514993545F3D7C1DFA59" ma:contentTypeVersion="15" ma:contentTypeDescription="Create a new document." ma:contentTypeScope="" ma:versionID="8466f6ec93065bda8706f6faefeee015">
   <xsd:schema xmlns:xsd="http://www.w3.org/2001/XMLSchema" xmlns:xs="http://www.w3.org/2001/XMLSchema" xmlns:p="http://schemas.microsoft.com/office/2006/metadata/properties" xmlns:ns3="4e571b92-fa24-4f35-a6c1-d4364ed23a3a" xmlns:ns4="c013b157-f355-45ce-93fd-a3645bb08230" targetNamespace="http://schemas.microsoft.com/office/2006/metadata/properties" ma:root="true" ma:fieldsID="6b0b321bd99e044f13c851334ec4a13d" ns3:_="" ns4:_="">
     <xsd:import namespace="4e571b92-fa24-4f35-a6c1-d4364ed23a3a"/>
@@ -3546,7 +3711,7 @@
 </ct:contentTypeSchema>
 </file>
 
-<file path=customXml/item2.xml><?xml version="1.0" encoding="utf-8"?>
+<file path=customXml/item3.xml><?xml version="1.0" encoding="utf-8"?>
 <p:properties xmlns:p="http://schemas.microsoft.com/office/2006/metadata/properties" xmlns:xsi="http://www.w3.org/2001/XMLSchema-instance" xmlns:pc="http://schemas.microsoft.com/office/infopath/2007/PartnerControls">
   <documentManagement>
     <_activity xmlns="c013b157-f355-45ce-93fd-a3645bb08230" xsi:nil="true"/>
@@ -3554,16 +3719,15 @@
 </p:properties>
 </file>
 
-<file path=customXml/item3.xml><?xml version="1.0" encoding="utf-8"?>
-<?mso-contentType ?>
-<FormTemplates xmlns="http://schemas.microsoft.com/sharepoint/v3/contenttype/forms">
-  <Display>DocumentLibraryForm</Display>
-  <Edit>DocumentLibraryForm</Edit>
-  <New>DocumentLibraryForm</New>
-</FormTemplates>
+<file path=customXml/itemProps1.xml><?xml version="1.0" encoding="utf-8"?>
+<ds:datastoreItem xmlns:ds="http://schemas.openxmlformats.org/officeDocument/2006/customXml" ds:itemID="{72072269-90B8-4560-B2D8-B56346990FA1}">
+  <ds:schemaRefs>
+    <ds:schemaRef ds:uri="http://schemas.microsoft.com/sharepoint/v3/contenttype/forms"/>
+  </ds:schemaRefs>
+</ds:datastoreItem>
 </file>
 
-<file path=customXml/itemProps1.xml><?xml version="1.0" encoding="utf-8"?>
+<file path=customXml/itemProps2.xml><?xml version="1.0" encoding="utf-8"?>
 <ds:datastoreItem xmlns:ds="http://schemas.openxmlformats.org/officeDocument/2006/customXml" ds:itemID="{BD8A7839-F58F-4967-8E4E-44D1F36B02BF}">
   <ds:schemaRefs>
     <ds:schemaRef ds:uri="http://schemas.microsoft.com/office/2006/metadata/contentType"/>
@@ -3582,7 +3746,7 @@
 </ds:datastoreItem>
 </file>
 
-<file path=customXml/itemProps2.xml><?xml version="1.0" encoding="utf-8"?>
+<file path=customXml/itemProps3.xml><?xml version="1.0" encoding="utf-8"?>
 <ds:datastoreItem xmlns:ds="http://schemas.openxmlformats.org/officeDocument/2006/customXml" ds:itemID="{EC24C8DD-C9FA-4AA5-8F52-53C0A67A5B75}">
   <ds:schemaRefs>
     <ds:schemaRef ds:uri="http://schemas.microsoft.com/office/2006/metadata/properties"/>
@@ -3590,12 +3754,4 @@
     <ds:schemaRef ds:uri="c013b157-f355-45ce-93fd-a3645bb08230"/>
   </ds:schemaRefs>
 </ds:datastoreItem>
-</file>
-
-<file path=customXml/itemProps3.xml><?xml version="1.0" encoding="utf-8"?>
-<ds:datastoreItem xmlns:ds="http://schemas.openxmlformats.org/officeDocument/2006/customXml" ds:itemID="{72072269-90B8-4560-B2D8-B56346990FA1}">
-  <ds:schemaRefs>
-    <ds:schemaRef ds:uri="http://schemas.microsoft.com/sharepoint/v3/contenttype/forms"/>
-  </ds:schemaRefs>
-</ds:datastoreItem>
 </file>